--- a/Base Application.Source/Projects/Project/JobQuote.docx
+++ b/Base Application.Source/Projects/Project/JobQuote.docx
@@ -1,6 +1,6 @@
 
 <file path=word/document.xml><?xml version="1.0" encoding="utf-8"?>
-<w:document xmlns:a="http://schemas.openxmlformats.org/drawingml/2006/main" xmlns:pic="http://schemas.openxmlformats.org/drawingml/2006/picture" xmlns:wpc="http://schemas.microsoft.com/office/word/2010/wordprocessingCanvas" xmlns:cx="http://schemas.microsoft.com/office/drawing/2014/chartex" xmlns:cx1="http://schemas.microsoft.com/office/drawing/2015/9/8/chartex" xmlns:cx2="http://schemas.microsoft.com/office/drawing/2015/10/21/chartex" xmlns:cx3="http://schemas.microsoft.com/office/drawing/2016/5/9/chartex" xmlns:cx4="http://schemas.microsoft.com/office/drawing/2016/5/10/chartex" xmlns:cx5="http://schemas.microsoft.com/office/drawing/2016/5/11/chartex" xmlns:cx6="http://schemas.microsoft.com/office/drawing/2016/5/12/chartex" xmlns:cx7="http://schemas.microsoft.com/office/drawing/2016/5/13/chartex" xmlns:cx8="http://schemas.microsoft.com/office/drawing/2016/5/14/chartex" xmlns:mc="http://schemas.openxmlformats.org/markup-compatibility/2006" xmlns:aink="http://schemas.microsoft.com/office/drawing/2016/ink" xmlns:am3d="http://schemas.microsoft.com/office/drawing/2017/model3d" xmlns:o="urn:schemas-microsoft-com:office:office" xmlns:oel="http://schemas.microsoft.com/office/2019/extlst" xmlns:r="http://schemas.openxmlformats.org/officeDocument/2006/relationships" xmlns:m="http://schemas.openxmlformats.org/officeDocument/2006/math" xmlns:v="urn:schemas-microsoft-com:vml" xmlns:wp14="http://schemas.microsoft.com/office/word/2010/wordprocessingDrawing" xmlns:wp="http://schemas.openxmlformats.org/drawingml/2006/wordprocessingDrawing" xmlns:w10="urn:schemas-microsoft-com:office:word" xmlns:w="http://schemas.openxmlformats.org/wordprocessingml/2006/main" xmlns:w14="http://schemas.microsoft.com/office/word/2010/wordml" xmlns:w15="http://schemas.microsoft.com/office/word/2012/wordml" xmlns:w16cex="http://schemas.microsoft.com/office/word/2018/wordml/cex" xmlns:w16cid="http://schemas.microsoft.com/office/word/2016/wordml/cid" xmlns:w16="http://schemas.microsoft.com/office/word/2018/wordml" xmlns:w16du="http://schemas.microsoft.com/office/word/2023/wordml/word16du" xmlns:w16sdtdh="http://schemas.microsoft.com/office/word/2020/wordml/sdtdatahash" xmlns:w16se="http://schemas.microsoft.com/office/word/2015/wordml/symex" xmlns:wpg="http://schemas.microsoft.com/office/word/2010/wordprocessingGroup" xmlns:wpi="http://schemas.microsoft.com/office/word/2010/wordprocessingInk" xmlns:wne="http://schemas.microsoft.com/office/word/2006/wordml" xmlns:wps="http://schemas.microsoft.com/office/word/2010/wordprocessingShape" mc:Ignorable="w14 w15 w16se w16cid w16 w16cex w16sdtdh w16du wp14">
+<w:document xmlns:a="http://schemas.openxmlformats.org/drawingml/2006/main" xmlns:pic="http://schemas.openxmlformats.org/drawingml/2006/picture" xmlns:wpc="http://schemas.microsoft.com/office/word/2010/wordprocessingCanvas" xmlns:cx="http://schemas.microsoft.com/office/drawing/2014/chartex" xmlns:cx1="http://schemas.microsoft.com/office/drawing/2015/9/8/chartex" xmlns:cx2="http://schemas.microsoft.com/office/drawing/2015/10/21/chartex" xmlns:cx3="http://schemas.microsoft.com/office/drawing/2016/5/9/chartex" xmlns:cx4="http://schemas.microsoft.com/office/drawing/2016/5/10/chartex" xmlns:cx5="http://schemas.microsoft.com/office/drawing/2016/5/11/chartex" xmlns:cx6="http://schemas.microsoft.com/office/drawing/2016/5/12/chartex" xmlns:cx7="http://schemas.microsoft.com/office/drawing/2016/5/13/chartex" xmlns:cx8="http://schemas.microsoft.com/office/drawing/2016/5/14/chartex" xmlns:mc="http://schemas.openxmlformats.org/markup-compatibility/2006" xmlns:aink="http://schemas.microsoft.com/office/drawing/2016/ink" xmlns:am3d="http://schemas.microsoft.com/office/drawing/2017/model3d" xmlns:o="urn:schemas-microsoft-com:office:office" xmlns:oel="http://schemas.microsoft.com/office/2019/extlst" xmlns:r="http://schemas.openxmlformats.org/officeDocument/2006/relationships" xmlns:m="http://schemas.openxmlformats.org/officeDocument/2006/math" xmlns:v="urn:schemas-microsoft-com:vml" xmlns:wp14="http://schemas.microsoft.com/office/word/2010/wordprocessingDrawing" xmlns:wp="http://schemas.openxmlformats.org/drawingml/2006/wordprocessingDrawing" xmlns:w10="urn:schemas-microsoft-com:office:word" xmlns:w="http://schemas.openxmlformats.org/wordprocessingml/2006/main" xmlns:w14="http://schemas.microsoft.com/office/word/2010/wordml" xmlns:w15="http://schemas.microsoft.com/office/word/2012/wordml" xmlns:w16cex="http://schemas.microsoft.com/office/word/2018/wordml/cex" xmlns:w16cid="http://schemas.microsoft.com/office/word/2016/wordml/cid" xmlns:w16="http://schemas.microsoft.com/office/word/2018/wordml" xmlns:w16du="http://schemas.microsoft.com/office/word/2023/wordml/word16du" xmlns:w16sdtdh="http://schemas.microsoft.com/office/word/2020/wordml/sdtdatahash" xmlns:w16sdtfl="http://schemas.microsoft.com/office/word/2024/wordml/sdtformatlock" xmlns:w16se="http://schemas.microsoft.com/office/word/2015/wordml/symex" xmlns:wpg="http://schemas.microsoft.com/office/word/2010/wordprocessingGroup" xmlns:wpi="http://schemas.microsoft.com/office/word/2010/wordprocessingInk" xmlns:wne="http://schemas.microsoft.com/office/word/2006/wordml" xmlns:wps="http://schemas.microsoft.com/office/word/2010/wordprocessingShape" mc:Ignorable="w14 w15 w16se w16cid w16 w16cex w16sdtdh w16sdtfl w16du wp14">
   <w:body>
     <w:p>
       <w:pPr>
@@ -931,20 +931,33 @@
     <w:tbl>
       <w:tblPr>
         <w:tblStyle w:val="TableGrid"/>
-        <w:tblW w:w="0" w:type="auto"/>
+        <w:tblW w:w="9598" w:type="dxa"/>
+        <w:tblBorders>
+          <w:top w:val="none" w:color="auto" w:sz="0" w:space="0"/>
+          <w:left w:val="none" w:color="auto" w:sz="0" w:space="0"/>
+          <w:bottom w:val="none" w:color="auto" w:sz="0" w:space="0"/>
+          <w:right w:val="none" w:color="auto" w:sz="0" w:space="0"/>
+          <w:insideH w:val="none" w:color="auto" w:sz="0" w:space="0"/>
+          <w:insideV w:val="none" w:color="auto" w:sz="0" w:space="0"/>
+        </w:tblBorders>
         <w:tblLayout w:type="fixed"/>
         <w:tblLook w:val="04A0" w:firstRow="1" w:lastRow="0" w:firstColumn="1" w:lastColumn="0" w:noHBand="0" w:noVBand="1"/>
       </w:tblPr>
       <w:tblGrid>
-        <w:gridCol w:w="1350"/>
-        <w:gridCol w:w="2880"/>
-        <w:gridCol w:w="1350"/>
+        <w:gridCol w:w="1056"/>
+        <w:gridCol w:w="1639"/>
+        <w:gridCol w:w="1170"/>
+        <w:gridCol w:w="1080"/>
+        <w:gridCol w:w="900"/>
         <w:gridCol w:w="810"/>
-        <w:gridCol w:w="900"/>
-        <w:gridCol w:w="1036"/>
-        <w:gridCol w:w="1312"/>
+        <w:gridCol w:w="990"/>
+        <w:gridCol w:w="990"/>
+        <w:gridCol w:w="963"/>
       </w:tblGrid>
       <w:tr>
+        <w:trPr>
+          <w:trHeight w:val="387"/>
+        </w:trPr>
         <w:sdt>
           <w:sdtPr>
             <w:rPr>
@@ -958,7 +971,7 @@
             <w:tag w:val="#Nav: Job_Quote/1016"/>
             <w:id w:val="-2101557306"/>
             <w:placeholder>
-              <w:docPart w:val="DefaultPlaceholder_-1854013440"/>
+              <w:docPart w:val="6808A249F7D241F6BD1C317BE64C845D"/>
             </w:placeholder>
             <w:dataBinding w:prefixMappings="xmlns:ns0='urn:microsoft-dynamics-nav/reports/Job_Quote/1016/'" w:xpath="/ns0:NavWordReportXmlPart[1]/ns0:Job[1]/ns0:Job_Task[1]/ns0:JobTaskNoCapt[1]" w:storeItemID="{066C1F47-B699-4C82-A6FD-7B5BDFDF4CBA}"/>
             <w:text/>
@@ -966,13 +979,7 @@
           <w:sdtContent>
             <w:tc>
               <w:tcPr>
-                <w:tcW w:w="1350" w:type="dxa"/>
-                <w:tcBorders>
-                  <w:top w:val="nil"/>
-                  <w:left w:val="nil"/>
-                  <w:bottom w:val="nil"/>
-                  <w:right w:val="nil"/>
-                </w:tcBorders>
+                <w:tcW w:w="1056" w:type="dxa"/>
               </w:tcPr>
               <w:p>
                 <w:pPr>
@@ -1013,7 +1020,7 @@
             <w:tag w:val="#Nav: Job_Quote/1016"/>
             <w:id w:val="1534842779"/>
             <w:placeholder>
-              <w:docPart w:val="DefaultPlaceholder_-1854013440"/>
+              <w:docPart w:val="6808A249F7D241F6BD1C317BE64C845D"/>
             </w:placeholder>
             <w:dataBinding w:prefixMappings="xmlns:ns0='urn:microsoft-dynamics-nav/reports/Job_Quote/1016/'" w:xpath="/ns0:NavWordReportXmlPart[1]/ns0:Labels[1]/ns0:JobDescriptionLbl[1]" w:storeItemID="{066C1F47-B699-4C82-A6FD-7B5BDFDF4CBA}"/>
             <w:text/>
@@ -1021,13 +1028,7 @@
           <w:sdtContent>
             <w:tc>
               <w:tcPr>
-                <w:tcW w:w="2880" w:type="dxa"/>
-                <w:tcBorders>
-                  <w:top w:val="nil"/>
-                  <w:left w:val="nil"/>
-                  <w:bottom w:val="nil"/>
-                  <w:right w:val="nil"/>
-                </w:tcBorders>
+                <w:tcW w:w="1639" w:type="dxa"/>
               </w:tcPr>
               <w:p>
                 <w:pPr>
@@ -1068,7 +1069,7 @@
             <w:tag w:val="#Nav: Job_Quote/1016"/>
             <w:id w:val="-1117054027"/>
             <w:placeholder>
-              <w:docPart w:val="DefaultPlaceholder_-1854013440"/>
+              <w:docPart w:val="6808A249F7D241F6BD1C317BE64C845D"/>
             </w:placeholder>
             <w:dataBinding w:prefixMappings="xmlns:ns0='urn:microsoft-dynamics-nav/reports/Job_Quote/1016/'" w:xpath="/ns0:NavWordReportXmlPart[1]/ns0:Job[1]/ns0:Job_Task[1]/ns0:JobTaskTypeCaption[1]" w:storeItemID="{066C1F47-B699-4C82-A6FD-7B5BDFDF4CBA}"/>
             <w:text/>
@@ -1076,16 +1077,11 @@
           <w:sdtContent>
             <w:tc>
               <w:tcPr>
-                <w:tcW w:w="1350" w:type="dxa"/>
-                <w:tcBorders>
-                  <w:top w:val="nil"/>
-                  <w:left w:val="nil"/>
-                  <w:bottom w:val="nil"/>
-                  <w:right w:val="nil"/>
-                </w:tcBorders>
+                <w:tcW w:w="1170" w:type="dxa"/>
               </w:tcPr>
               <w:p>
                 <w:pPr>
+                  <w:ind w:left="-14" w:right="-105"/>
                   <w:rPr>
                     <w:rFonts w:ascii="Segoe UI" w:hAnsi="Segoe UI" w:cs="Segoe UI"/>
                     <w:b/>
@@ -1123,7 +1119,7 @@
             <w:tag w:val="#Nav: Job_Quote/1016"/>
             <w:id w:val="1073093100"/>
             <w:placeholder>
-              <w:docPart w:val="DefaultPlaceholder_-1854013440"/>
+              <w:docPart w:val="6808A249F7D241F6BD1C317BE64C845D"/>
             </w:placeholder>
             <w:dataBinding w:prefixMappings="xmlns:ns0='urn:microsoft-dynamics-nav/reports/Job_Quote/1016/'" w:xpath="/ns0:NavWordReportXmlPart[1]/ns0:Job[1]/ns0:Job_Task[1]/ns0:NoCaption[1]" w:storeItemID="{066C1F47-B699-4C82-A6FD-7B5BDFDF4CBA}"/>
             <w:text/>
@@ -1131,13 +1127,7 @@
           <w:sdtContent>
             <w:tc>
               <w:tcPr>
-                <w:tcW w:w="810" w:type="dxa"/>
-                <w:tcBorders>
-                  <w:top w:val="nil"/>
-                  <w:left w:val="nil"/>
-                  <w:bottom w:val="nil"/>
-                  <w:right w:val="nil"/>
-                </w:tcBorders>
+                <w:tcW w:w="1080" w:type="dxa"/>
               </w:tcPr>
               <w:p>
                 <w:pPr>
@@ -1178,7 +1168,7 @@
             <w:tag w:val="#Nav: Job_Quote/1016"/>
             <w:id w:val="-1334216716"/>
             <w:placeholder>
-              <w:docPart w:val="DefaultPlaceholder_-1854013440"/>
+              <w:docPart w:val="6808A249F7D241F6BD1C317BE64C845D"/>
             </w:placeholder>
             <w:dataBinding w:prefixMappings="xmlns:ns0='urn:microsoft-dynamics-nav/reports/Job_Quote/1016/'" w:xpath="/ns0:NavWordReportXmlPart[1]/ns0:Job[1]/ns0:Job_Task[1]/ns0:QuantityCaption[1]" w:storeItemID="{066C1F47-B699-4C82-A6FD-7B5BDFDF4CBA}"/>
             <w:text/>
@@ -1187,12 +1177,6 @@
             <w:tc>
               <w:tcPr>
                 <w:tcW w:w="900" w:type="dxa"/>
-                <w:tcBorders>
-                  <w:top w:val="nil"/>
-                  <w:left w:val="nil"/>
-                  <w:bottom w:val="nil"/>
-                  <w:right w:val="nil"/>
-                </w:tcBorders>
               </w:tcPr>
               <w:p>
                 <w:pPr>
@@ -1232,20 +1216,14 @@
             </w:rPr>
             <w:id w:val="-1459257479"/>
             <w:placeholder>
-              <w:docPart w:val="DefaultPlaceholder_-1854013440"/>
+              <w:docPart w:val="6808A249F7D241F6BD1C317BE64C845D"/>
             </w:placeholder>
-            <w15:dataBinding w:prefixMappings="xmlns:ns0='urn:microsoft-dynamics-nav/reports/Job_Quote/1016/' " w:xpath="/ns0:NavWordReportXmlPart[1]/ns0:Job[1]/ns0:Job_Task[1]/ns0:UnitPriceCaption[1]" w:storeItemID="{066C1F47-B699-4C82-A6FD-7B5BDFDF4CBA}" w16sdtdh:storeItemChecksum="oz/J6w=="/>
+            <w15:dataBinding w:prefixMappings="xmlns:ns0='urn:microsoft-dynamics-nav/reports/Job_Quote/1016/' " w:xpath="/ns0:NavWordReportXmlPart[1]/ns0:Job[1]/ns0:Job_Task[1]/ns0:UnitPriceCaption[1]" w:storeItemID="{066C1F47-B699-4C82-A6FD-7B5BDFDF4CBA}" w16sdtdh:storeItemChecksum="iVL4vw=="/>
           </w:sdtPr>
           <w:sdtContent>
             <w:tc>
               <w:tcPr>
-                <w:tcW w:w="1036" w:type="dxa"/>
-                <w:tcBorders>
-                  <w:top w:val="nil"/>
-                  <w:left w:val="nil"/>
-                  <w:bottom w:val="nil"/>
-                  <w:right w:val="nil"/>
-                </w:tcBorders>
+                <w:tcW w:w="810" w:type="dxa"/>
               </w:tcPr>
               <w:p>
                 <w:pPr>
@@ -1268,6 +1246,106 @@
                     <w:u w:val="single"/>
                   </w:rPr>
                   <w:t>UnitPriceCaption</w:t>
+                </w:r>
+                <w:proofErr w:type="spellEnd"/>
+              </w:p>
+            </w:tc>
+          </w:sdtContent>
+        </w:sdt>
+        <w:sdt>
+          <w:sdtPr>
+            <w:rPr>
+              <w:rFonts w:ascii="Segoe UI" w:hAnsi="Segoe UI" w:cs="Segoe UI"/>
+              <w:b/>
+              <w:sz w:val="16"/>
+              <w:szCs w:val="16"/>
+              <w:u w:val="single"/>
+            </w:rPr>
+            <w:id w:val="-592240052"/>
+            <w:placeholder>
+              <w:docPart w:val="DefaultPlaceholder_-1854013440"/>
+            </w:placeholder>
+            <w:dataBinding w:prefixMappings="xmlns:ns0='urn:microsoft-dynamics-nav/reports/Job_Quote/1016/' " w:xpath="/ns0:NavWordReportXmlPart[1]/ns0:Job[1]/ns0:Job_Task[1]/ns0:LineDiscountPctCaption[1]" w:storeItemID="{066C1F47-B699-4C82-A6FD-7B5BDFDF4CBA}"/>
+            <w:text/>
+            <w:alias w:val="#Nav: /Job/Job_Task/LineDiscountPctCaption"/>
+            <w:tag w:val="#Nav: Job_Quote/1016"/>
+          </w:sdtPr>
+          <w:sdtContent>
+            <w:tc>
+              <w:tcPr>
+                <w:tcW w:w="990" w:type="dxa"/>
+              </w:tcPr>
+              <w:p>
+                <w:pPr>
+                  <w:jc w:val="right"/>
+                  <w:rPr>
+                    <w:rFonts w:ascii="Segoe UI" w:hAnsi="Segoe UI" w:cs="Segoe UI"/>
+                    <w:b/>
+                    <w:sz w:val="16"/>
+                    <w:szCs w:val="16"/>
+                    <w:u w:val="single"/>
+                  </w:rPr>
+                </w:pPr>
+                <w:proofErr w:type="spellStart"/>
+                <w:r>
+                  <w:rPr>
+                    <w:rFonts w:ascii="Segoe UI" w:hAnsi="Segoe UI" w:cs="Segoe UI"/>
+                    <w:b/>
+                    <w:sz w:val="16"/>
+                    <w:szCs w:val="16"/>
+                    <w:u w:val="single"/>
+                  </w:rPr>
+                  <w:t>LineDiscountPctCaption</w:t>
+                </w:r>
+                <w:proofErr w:type="spellEnd"/>
+              </w:p>
+            </w:tc>
+          </w:sdtContent>
+        </w:sdt>
+        <w:sdt>
+          <w:sdtPr>
+            <w:rPr>
+              <w:rFonts w:ascii="Segoe UI" w:hAnsi="Segoe UI" w:cs="Segoe UI"/>
+              <w:b/>
+              <w:sz w:val="16"/>
+              <w:szCs w:val="16"/>
+              <w:u w:val="single"/>
+            </w:rPr>
+            <w:id w:val="617110987"/>
+            <w:placeholder>
+              <w:docPart w:val="DefaultPlaceholder_-1854013440"/>
+            </w:placeholder>
+            <w:dataBinding w:prefixMappings="xmlns:ns0='urn:microsoft-dynamics-nav/reports/Job_Quote/1016/' " w:xpath="/ns0:NavWordReportXmlPart[1]/ns0:Job[1]/ns0:Job_Task[1]/ns0:LineDiscountAmountCaption[1]" w:storeItemID="{066C1F47-B699-4C82-A6FD-7B5BDFDF4CBA}"/>
+            <w:text/>
+            <w:alias w:val="#Nav: /Job/Job_Task/LineDiscountAmountCaption"/>
+            <w:tag w:val="#Nav: Job_Quote/1016"/>
+          </w:sdtPr>
+          <w:sdtContent>
+            <w:tc>
+              <w:tcPr>
+                <w:tcW w:w="990" w:type="dxa"/>
+              </w:tcPr>
+              <w:p>
+                <w:pPr>
+                  <w:jc w:val="right"/>
+                  <w:rPr>
+                    <w:rFonts w:ascii="Segoe UI" w:hAnsi="Segoe UI" w:cs="Segoe UI"/>
+                    <w:b/>
+                    <w:sz w:val="16"/>
+                    <w:szCs w:val="16"/>
+                    <w:u w:val="single"/>
+                  </w:rPr>
+                </w:pPr>
+                <w:proofErr w:type="spellStart"/>
+                <w:r>
+                  <w:rPr>
+                    <w:rFonts w:ascii="Segoe UI" w:hAnsi="Segoe UI" w:cs="Segoe UI"/>
+                    <w:b/>
+                    <w:sz w:val="16"/>
+                    <w:szCs w:val="16"/>
+                    <w:u w:val="single"/>
+                  </w:rPr>
+                  <w:t>LineDiscountAmountCaption</w:t>
                 </w:r>
                 <w:proofErr w:type="spellEnd"/>
               </w:p>
@@ -1285,20 +1363,14 @@
             </w:rPr>
             <w:id w:val="-1177958786"/>
             <w:placeholder>
-              <w:docPart w:val="DefaultPlaceholder_-1854013440"/>
+              <w:docPart w:val="6808A249F7D241F6BD1C317BE64C845D"/>
             </w:placeholder>
-            <w15:dataBinding w:prefixMappings="xmlns:ns0='urn:microsoft-dynamics-nav/reports/Job_Quote/1016/' " w:xpath="/ns0:NavWordReportXmlPart[1]/ns0:Job[1]/ns0:Job_Task[1]/ns0:TotalPriceCaption[1]" w:storeItemID="{066C1F47-B699-4C82-A6FD-7B5BDFDF4CBA}" w16sdtdh:storeItemChecksum="oz/J6w=="/>
+            <w15:dataBinding w:prefixMappings="xmlns:ns0='urn:microsoft-dynamics-nav/reports/Job_Quote/1016/' " w:xpath="/ns0:NavWordReportXmlPart[1]/ns0:Job[1]/ns0:Job_Task[1]/ns0:TotalPriceCaption[1]" w:storeItemID="{066C1F47-B699-4C82-A6FD-7B5BDFDF4CBA}" w16sdtdh:storeItemChecksum="iVL4vw=="/>
           </w:sdtPr>
           <w:sdtContent>
             <w:tc>
               <w:tcPr>
-                <w:tcW w:w="1312" w:type="dxa"/>
-                <w:tcBorders>
-                  <w:top w:val="nil"/>
-                  <w:left w:val="nil"/>
-                  <w:bottom w:val="nil"/>
-                  <w:right w:val="nil"/>
-                </w:tcBorders>
+                <w:tcW w:w="963" w:type="dxa"/>
               </w:tcPr>
               <w:p>
                 <w:pPr>
@@ -1338,7 +1410,7 @@
           <w:alias w:val="#Nav: /Job/Job_Task"/>
           <w:tag w:val="#Nav: Job_Quote/1016"/>
           <w:id w:val="2105230123"/>
-          <w15:dataBinding w:prefixMappings="xmlns:ns0='urn:microsoft-dynamics-nav/reports/Job_Quote/1016/'" w:xpath="/ns0:NavWordReportXmlPart[1]/ns0:Job[1]/ns0:Job_Task" w:storeItemID="{066C1F47-B699-4C82-A6FD-7B5BDFDF4CBA}"/>
+          <w15:dataBinding w:prefixMappings="xmlns:ns0='urn:microsoft-dynamics-nav/reports/Job_Quote/1016/' " w:xpath="/ns0:NavWordReportXmlPart[1]/ns0:Job[1]/ns0:Job_Task" w:storeItemID="{066C1F47-B699-4C82-A6FD-7B5BDFDF4CBA}"/>
           <w15:repeatingSection/>
         </w:sdtPr>
         <w:sdtContent>
@@ -1351,7 +1423,7 @@
               </w:rPr>
               <w:id w:val="-1448698163"/>
               <w:placeholder>
-                <w:docPart w:val="DefaultPlaceholder_-1854013436"/>
+                <w:docPart w:val="EBA0250DEEF7425A9FBD3D0976F1297B"/>
               </w:placeholder>
               <w15:repeatingSectionItem/>
             </w:sdtPr>
@@ -1366,7 +1438,7 @@
                   <w:alias w:val="#Nav: /Job/Job_Task/Job_Planning_Line"/>
                   <w:tag w:val="#Nav: Job_Quote/1016"/>
                   <w:id w:val="1600987349"/>
-                  <w15:dataBinding w:prefixMappings="xmlns:ns0='urn:microsoft-dynamics-nav/reports/Job_Quote/1016/'" w:xpath="/ns0:NavWordReportXmlPart[1]/ns0:Job[1]/ns0:Job_Task[1]/ns0:Job_Planning_Line" w:storeItemID="{066C1F47-B699-4C82-A6FD-7B5BDFDF4CBA}"/>
+                  <w15:dataBinding w:prefixMappings="xmlns:ns0='urn:microsoft-dynamics-nav/reports/Job_Quote/1016/' " w:xpath="/ns0:NavWordReportXmlPart[1]/ns0:Job[1]/ns0:Job_Task[1]/ns0:Job_Planning_Line" w:storeItemID="{066C1F47-B699-4C82-A6FD-7B5BDFDF4CBA}"/>
                   <w15:repeatingSection/>
                 </w:sdtPr>
                 <w:sdtContent>
@@ -1379,12 +1451,15 @@
                       </w:rPr>
                       <w:id w:val="1887838605"/>
                       <w:placeholder>
-                        <w:docPart w:val="DefaultPlaceholder_-1854013436"/>
+                        <w:docPart w:val="EBA0250DEEF7425A9FBD3D0976F1297B"/>
                       </w:placeholder>
                       <w15:repeatingSectionItem/>
                     </w:sdtPr>
                     <w:sdtContent>
                       <w:tr>
+                        <w:trPr>
+                          <w:trHeight w:val="387"/>
+                        </w:trPr>
                         <w:sdt>
                           <w:sdtPr>
                             <w:rPr>
@@ -1396,7 +1471,7 @@
                             <w:tag w:val="#Nav: Job_Quote/1016"/>
                             <w:id w:val="-642731851"/>
                             <w:placeholder>
-                              <w:docPart w:val="DefaultPlaceholder_-1854013440"/>
+                              <w:docPart w:val="6808A249F7D241F6BD1C317BE64C845D"/>
                             </w:placeholder>
                             <w:dataBinding w:prefixMappings="xmlns:ns0='urn:microsoft-dynamics-nav/reports/Job_Quote/1016/'" w:xpath="/ns0:NavWordReportXmlPart[1]/ns0:Job[1]/ns0:Job_Task[1]/ns0:Job_Planning_Line[1]/ns0:JobPlanningLine_JobTaskNo[1]" w:storeItemID="{066C1F47-B699-4C82-A6FD-7B5BDFDF4CBA}"/>
                             <w:text/>
@@ -1404,13 +1479,7 @@
                           <w:sdtContent>
                             <w:tc>
                               <w:tcPr>
-                                <w:tcW w:w="1350" w:type="dxa"/>
-                                <w:tcBorders>
-                                  <w:top w:val="nil"/>
-                                  <w:left w:val="nil"/>
-                                  <w:bottom w:val="nil"/>
-                                  <w:right w:val="nil"/>
-                                </w:tcBorders>
+                                <w:tcW w:w="1056" w:type="dxa"/>
                               </w:tcPr>
                               <w:p>
                                 <w:pPr>
@@ -1420,6 +1489,7 @@
                                     <w:szCs w:val="16"/>
                                   </w:rPr>
                                 </w:pPr>
+                                <w:proofErr w:type="spellStart"/>
                                 <w:r>
                                   <w:rPr>
                                     <w:rFonts w:ascii="Segoe UI" w:hAnsi="Segoe UI" w:cs="Segoe UI"/>
@@ -1428,6 +1498,7 @@
                                   </w:rPr>
                                   <w:t>JobPlanningLine_JobTaskNo</w:t>
                                 </w:r>
+                                <w:proofErr w:type="spellEnd"/>
                               </w:p>
                             </w:tc>
                           </w:sdtContent>
@@ -1443,7 +1514,7 @@
                             <w:tag w:val="#Nav: Job_Quote/1016"/>
                             <w:id w:val="1878810138"/>
                             <w:placeholder>
-                              <w:docPart w:val="DefaultPlaceholder_-1854013440"/>
+                              <w:docPart w:val="6808A249F7D241F6BD1C317BE64C845D"/>
                             </w:placeholder>
                             <w:dataBinding w:prefixMappings="xmlns:ns0='urn:microsoft-dynamics-nav/reports/Job_Quote/1016/'" w:xpath="/ns0:NavWordReportXmlPart[1]/ns0:Job[1]/ns0:Job_Task[1]/ns0:Job_Planning_Line[1]/ns0:Indentation_JobTask2[1]" w:storeItemID="{066C1F47-B699-4C82-A6FD-7B5BDFDF4CBA}"/>
                             <w:text/>
@@ -1451,13 +1522,7 @@
                           <w:sdtContent>
                             <w:tc>
                               <w:tcPr>
-                                <w:tcW w:w="2880" w:type="dxa"/>
-                                <w:tcBorders>
-                                  <w:top w:val="nil"/>
-                                  <w:left w:val="nil"/>
-                                  <w:bottom w:val="nil"/>
-                                  <w:right w:val="nil"/>
-                                </w:tcBorders>
+                                <w:tcW w:w="1639" w:type="dxa"/>
                               </w:tcPr>
                               <w:p>
                                 <w:pPr>
@@ -1490,7 +1555,7 @@
                             <w:tag w:val="#Nav: Job_Quote/1016"/>
                             <w:id w:val="1473632339"/>
                             <w:placeholder>
-                              <w:docPart w:val="DefaultPlaceholder_-1854013440"/>
+                              <w:docPart w:val="6808A249F7D241F6BD1C317BE64C845D"/>
                             </w:placeholder>
                             <w:dataBinding w:prefixMappings="xmlns:ns0='urn:microsoft-dynamics-nav/reports/Job_Quote/1016/'" w:xpath="/ns0:NavWordReportXmlPart[1]/ns0:Job[1]/ns0:Job_Task[1]/ns0:Job_Planning_Line[1]/ns0:Type[1]" w:storeItemID="{066C1F47-B699-4C82-A6FD-7B5BDFDF4CBA}"/>
                             <w:text/>
@@ -1498,13 +1563,7 @@
                           <w:sdtContent>
                             <w:tc>
                               <w:tcPr>
-                                <w:tcW w:w="1350" w:type="dxa"/>
-                                <w:tcBorders>
-                                  <w:top w:val="nil"/>
-                                  <w:left w:val="nil"/>
-                                  <w:bottom w:val="nil"/>
-                                  <w:right w:val="nil"/>
-                                </w:tcBorders>
+                                <w:tcW w:w="1170" w:type="dxa"/>
                               </w:tcPr>
                               <w:p>
                                 <w:pPr>
@@ -1537,7 +1596,7 @@
                             <w:tag w:val="#Nav: Job_Quote/1016"/>
                             <w:id w:val="1582099898"/>
                             <w:placeholder>
-                              <w:docPart w:val="DefaultPlaceholder_-1854013440"/>
+                              <w:docPart w:val="6808A249F7D241F6BD1C317BE64C845D"/>
                             </w:placeholder>
                             <w:dataBinding w:prefixMappings="xmlns:ns0='urn:microsoft-dynamics-nav/reports/Job_Quote/1016/'" w:xpath="/ns0:NavWordReportXmlPart[1]/ns0:Job[1]/ns0:Job_Task[1]/ns0:Job_Planning_Line[1]/ns0:Number[1]" w:storeItemID="{066C1F47-B699-4C82-A6FD-7B5BDFDF4CBA}"/>
                             <w:text/>
@@ -1545,13 +1604,7 @@
                           <w:sdtContent>
                             <w:tc>
                               <w:tcPr>
-                                <w:tcW w:w="810" w:type="dxa"/>
-                                <w:tcBorders>
-                                  <w:top w:val="nil"/>
-                                  <w:left w:val="nil"/>
-                                  <w:bottom w:val="nil"/>
-                                  <w:right w:val="nil"/>
-                                </w:tcBorders>
+                                <w:tcW w:w="1080" w:type="dxa"/>
                               </w:tcPr>
                               <w:p>
                                 <w:pPr>
@@ -1584,7 +1637,7 @@
                             <w:tag w:val="#Nav: Job_Quote/1016"/>
                             <w:id w:val="1724403465"/>
                             <w:placeholder>
-                              <w:docPart w:val="DefaultPlaceholder_-1854013440"/>
+                              <w:docPart w:val="6808A249F7D241F6BD1C317BE64C845D"/>
                             </w:placeholder>
                             <w:dataBinding w:prefixMappings="xmlns:ns0='urn:microsoft-dynamics-nav/reports/Job_Quote/1016/'" w:xpath="/ns0:NavWordReportXmlPart[1]/ns0:Job[1]/ns0:Job_Task[1]/ns0:Job_Planning_Line[1]/ns0:Quantity[1]" w:storeItemID="{066C1F47-B699-4C82-A6FD-7B5BDFDF4CBA}"/>
                             <w:text/>
@@ -1593,12 +1646,6 @@
                             <w:tc>
                               <w:tcPr>
                                 <w:tcW w:w="900" w:type="dxa"/>
-                                <w:tcBorders>
-                                  <w:top w:val="nil"/>
-                                  <w:left w:val="nil"/>
-                                  <w:bottom w:val="nil"/>
-                                  <w:right w:val="nil"/>
-                                </w:tcBorders>
                               </w:tcPr>
                               <w:p>
                                 <w:pPr>
@@ -1627,24 +1674,18 @@
                               <w:sz w:val="16"/>
                               <w:szCs w:val="16"/>
                             </w:rPr>
+                            <w:alias w:val="#Nav: /Job/Job_Task/Job_Planning_Line/UnitPrice"/>
+                            <w:tag w:val="#Nav: Job_Quote/1016"/>
                             <w:id w:val="-457578188"/>
                             <w:placeholder>
-                              <w:docPart w:val="DefaultPlaceholder_-1854013440"/>
+                              <w:docPart w:val="6808A249F7D241F6BD1C317BE64C845D"/>
                             </w:placeholder>
-                            <w15:dataBinding w:prefixMappings="xmlns:ns0='urn:microsoft-dynamics-nav/reports/Job_Quote/1016/' " w:xpath="/ns0:NavWordReportXmlPart[1]/ns0:Job[1]/ns0:Job_Task[1]/ns0:Job_Planning_Line[1]/ns0:UnitPrice[1]" w:storeItemID="{066C1F47-B699-4C82-A6FD-7B5BDFDF4CBA}" w16sdtdh:storeItemChecksum="oz/J6w=="/>
-                            <w:alias w:val="#Nav: /Job/Job_Task/Job_Planning_Line/UnitPrice"/>
-                            <w:tag w:val="#Nav: Job_Quote/1016"/>
+                            <w15:dataBinding w:prefixMappings="xmlns:ns0='urn:microsoft-dynamics-nav/reports/Job_Quote/1016/' " w:xpath="/ns0:NavWordReportXmlPart[1]/ns0:Job[1]/ns0:Job_Task[1]/ns0:Job_Planning_Line[1]/ns0:UnitPrice[1]" w:storeItemID="{066C1F47-B699-4C82-A6FD-7B5BDFDF4CBA}" w16sdtdh:storeItemChecksum="iVL4vw=="/>
                           </w:sdtPr>
                           <w:sdtContent>
                             <w:tc>
                               <w:tcPr>
-                                <w:tcW w:w="1036" w:type="dxa"/>
-                                <w:tcBorders>
-                                  <w:top w:val="nil"/>
-                                  <w:left w:val="nil"/>
-                                  <w:bottom w:val="nil"/>
-                                  <w:right w:val="nil"/>
-                                </w:tcBorders>
+                                <w:tcW w:w="810" w:type="dxa"/>
                               </w:tcPr>
                               <w:p>
                                 <w:pPr>
@@ -1675,24 +1716,103 @@
                               <w:sz w:val="16"/>
                               <w:szCs w:val="16"/>
                             </w:rPr>
-                            <w:id w:val="1729336752"/>
+                            <w:id w:val="-438457575"/>
                             <w:placeholder>
                               <w:docPart w:val="DefaultPlaceholder_-1854013440"/>
                             </w:placeholder>
-                            <w15:dataBinding w:prefixMappings="xmlns:ns0='urn:microsoft-dynamics-nav/reports/Job_Quote/1016/' " w:xpath="/ns0:NavWordReportXmlPart[1]/ns0:Job[1]/ns0:Job_Task[1]/ns0:Job_Planning_Line[1]/ns0:TotalPrice[1]" w:storeItemID="{066C1F47-B699-4C82-A6FD-7B5BDFDF4CBA}" w16sdtdh:storeItemChecksum="oz/J6w=="/>
-                            <w:alias w:val="#Nav: /Job/Job_Task/Job_Planning_Line/TotalPrice"/>
+                            <w:dataBinding w:prefixMappings="xmlns:ns0='urn:microsoft-dynamics-nav/reports/Job_Quote/1016/' " w:xpath="/ns0:NavWordReportXmlPart[1]/ns0:Job[1]/ns0:Job_Task[1]/ns0:Job_Planning_Line[1]/ns0:LineDiscountPct[1]" w:storeItemID="{066C1F47-B699-4C82-A6FD-7B5BDFDF4CBA}"/>
+                            <w:text/>
+                            <w:alias w:val="#Nav: /Job/Job_Task/Job_Planning_Line/LineDiscountPct"/>
                             <w:tag w:val="#Nav: Job_Quote/1016"/>
                           </w:sdtPr>
                           <w:sdtContent>
                             <w:tc>
                               <w:tcPr>
-                                <w:tcW w:w="1312" w:type="dxa"/>
-                                <w:tcBorders>
-                                  <w:top w:val="nil"/>
-                                  <w:left w:val="nil"/>
-                                  <w:bottom w:val="nil"/>
-                                  <w:right w:val="nil"/>
-                                </w:tcBorders>
+                                <w:tcW w:w="990" w:type="dxa"/>
+                              </w:tcPr>
+                              <w:p>
+                                <w:pPr>
+                                  <w:rPr>
+                                    <w:rFonts w:ascii="Segoe UI" w:hAnsi="Segoe UI" w:cs="Segoe UI"/>
+                                    <w:sz w:val="16"/>
+                                    <w:szCs w:val="16"/>
+                                  </w:rPr>
+                                </w:pPr>
+                                <w:proofErr w:type="spellStart"/>
+                                <w:r>
+                                  <w:rPr>
+                                    <w:rFonts w:ascii="Segoe UI" w:hAnsi="Segoe UI" w:cs="Segoe UI"/>
+                                    <w:sz w:val="16"/>
+                                    <w:szCs w:val="16"/>
+                                  </w:rPr>
+                                  <w:t>LineDiscountPct</w:t>
+                                </w:r>
+                                <w:proofErr w:type="spellEnd"/>
+                              </w:p>
+                            </w:tc>
+                          </w:sdtContent>
+                        </w:sdt>
+                        <w:sdt>
+                          <w:sdtPr>
+                            <w:rPr>
+                              <w:rFonts w:ascii="Segoe UI" w:hAnsi="Segoe UI" w:cs="Segoe UI"/>
+                              <w:sz w:val="16"/>
+                              <w:szCs w:val="16"/>
+                            </w:rPr>
+                            <w:id w:val="1666207763"/>
+                            <w:placeholder>
+                              <w:docPart w:val="DefaultPlaceholder_-1854013440"/>
+                            </w:placeholder>
+                            <w15:dataBinding w:prefixMappings="xmlns:ns0='urn:microsoft-dynamics-nav/reports/Job_Quote/1016/' " w:xpath="/ns0:NavWordReportXmlPart[1]/ns0:Job[1]/ns0:Job_Task[1]/ns0:Job_Planning_Line[1]/ns0:LineDiscountAmount[1]" w:storeItemID="{066C1F47-B699-4C82-A6FD-7B5BDFDF4CBA}" w16sdtdh:storeItemChecksum="iVL4vw=="/>
+                            <w:alias w:val="#Nav: /Job/Job_Task/Job_Planning_Line/LineDiscountAmount"/>
+                            <w:tag w:val="#Nav: Job_Quote/1016"/>
+                          </w:sdtPr>
+                          <w:sdtContent>
+                            <w:tc>
+                              <w:tcPr>
+                                <w:tcW w:w="990" w:type="dxa"/>
+                              </w:tcPr>
+                              <w:p>
+                                <w:pPr>
+                                  <w:rPr>
+                                    <w:rFonts w:ascii="Segoe UI" w:hAnsi="Segoe UI" w:cs="Segoe UI"/>
+                                    <w:sz w:val="16"/>
+                                    <w:szCs w:val="16"/>
+                                  </w:rPr>
+                                </w:pPr>
+                                <w:proofErr w:type="spellStart"/>
+                                <w:r>
+                                  <w:rPr>
+                                    <w:rFonts w:ascii="Segoe UI" w:hAnsi="Segoe UI" w:cs="Segoe UI"/>
+                                    <w:sz w:val="16"/>
+                                    <w:szCs w:val="16"/>
+                                  </w:rPr>
+                                  <w:t>LineDiscountAmount</w:t>
+                                </w:r>
+                                <w:proofErr w:type="spellEnd"/>
+                              </w:p>
+                            </w:tc>
+                          </w:sdtContent>
+                        </w:sdt>
+                        <w:sdt>
+                          <w:sdtPr>
+                            <w:rPr>
+                              <w:rFonts w:ascii="Segoe UI" w:hAnsi="Segoe UI" w:cs="Segoe UI"/>
+                              <w:sz w:val="16"/>
+                              <w:szCs w:val="16"/>
+                            </w:rPr>
+                            <w:alias w:val="#Nav: /Job/Job_Task/Job_Planning_Line/TotalPrice"/>
+                            <w:tag w:val="#Nav: Job_Quote/1016"/>
+                            <w:id w:val="1729336752"/>
+                            <w:placeholder>
+                              <w:docPart w:val="6808A249F7D241F6BD1C317BE64C845D"/>
+                            </w:placeholder>
+                            <w15:dataBinding w:prefixMappings="xmlns:ns0='urn:microsoft-dynamics-nav/reports/Job_Quote/1016/' " w:xpath="/ns0:NavWordReportXmlPart[1]/ns0:Job[1]/ns0:Job_Task[1]/ns0:Job_Planning_Line[1]/ns0:TotalPrice[1]" w:storeItemID="{066C1F47-B699-4C82-A6FD-7B5BDFDF4CBA}" w16sdtdh:storeItemChecksum="iVL4vw=="/>
+                          </w:sdtPr>
+                          <w:sdtContent>
+                            <w:tc>
+                              <w:tcPr>
+                                <w:tcW w:w="963" w:type="dxa"/>
                               </w:tcPr>
                               <w:p>
                                 <w:pPr>
@@ -1727,7 +1847,7 @@
       </w:sdt>
       <w:tr>
         <w:trPr>
-          <w:trHeight w:val="333"/>
+          <w:trHeight w:val="306"/>
         </w:trPr>
         <w:sdt>
           <w:sdtPr>
@@ -1741,7 +1861,7 @@
             <w:tag w:val="#Nav: Job_Quote/1016"/>
             <w:id w:val="-1618519109"/>
             <w:placeholder>
-              <w:docPart w:val="AF0EBC50A6DE4AA79C8AF37DC6344B55"/>
+              <w:docPart w:val="58086E9DECC245A882BC623F4720A6E4"/>
             </w:placeholder>
             <w:dataBinding w:prefixMappings="xmlns:ns0='urn:microsoft-dynamics-nav/reports/Job_Quote/1016/'" w:xpath="/ns0:NavWordReportXmlPart[1]/ns0:Job[1]/ns0:Job_Task[1]/ns0:TotalJob[1]" w:storeItemID="{066C1F47-B699-4C82-A6FD-7B5BDFDF4CBA}"/>
             <w:text/>
@@ -1749,14 +1869,8 @@
           <w:sdtContent>
             <w:tc>
               <w:tcPr>
-                <w:tcW w:w="4230" w:type="dxa"/>
+                <w:tcW w:w="2695" w:type="dxa"/>
                 <w:gridSpan w:val="2"/>
-                <w:tcBorders>
-                  <w:top w:val="nil"/>
-                  <w:left w:val="nil"/>
-                  <w:bottom w:val="nil"/>
-                  <w:right w:val="nil"/>
-                </w:tcBorders>
               </w:tcPr>
               <w:p>
                 <w:pPr>
@@ -1783,13 +1897,35 @@
         </w:sdt>
         <w:tc>
           <w:tcPr>
-            <w:tcW w:w="1350" w:type="dxa"/>
-            <w:tcBorders>
-              <w:top w:val="nil"/>
-              <w:left w:val="nil"/>
-              <w:bottom w:val="nil"/>
-              <w:right w:val="nil"/>
-            </w:tcBorders>
+            <w:tcW w:w="1170" w:type="dxa"/>
+          </w:tcPr>
+          <w:p>
+            <w:pPr>
+              <w:rPr>
+                <w:rFonts w:ascii="Segoe UI" w:hAnsi="Segoe UI" w:cs="Segoe UI"/>
+                <w:sz w:val="16"/>
+                <w:szCs w:val="16"/>
+              </w:rPr>
+            </w:pPr>
+          </w:p>
+        </w:tc>
+        <w:tc>
+          <w:tcPr>
+            <w:tcW w:w="1080" w:type="dxa"/>
+          </w:tcPr>
+          <w:p>
+            <w:pPr>
+              <w:rPr>
+                <w:rFonts w:ascii="Segoe UI" w:hAnsi="Segoe UI" w:cs="Segoe UI"/>
+                <w:sz w:val="16"/>
+                <w:szCs w:val="16"/>
+              </w:rPr>
+            </w:pPr>
+          </w:p>
+        </w:tc>
+        <w:tc>
+          <w:tcPr>
+            <w:tcW w:w="900" w:type="dxa"/>
           </w:tcPr>
           <w:p>
             <w:pPr>
@@ -1804,12 +1940,6 @@
         <w:tc>
           <w:tcPr>
             <w:tcW w:w="810" w:type="dxa"/>
-            <w:tcBorders>
-              <w:top w:val="nil"/>
-              <w:left w:val="nil"/>
-              <w:bottom w:val="nil"/>
-              <w:right w:val="nil"/>
-            </w:tcBorders>
           </w:tcPr>
           <w:p>
             <w:pPr>
@@ -1823,18 +1953,14 @@
         </w:tc>
         <w:tc>
           <w:tcPr>
-            <w:tcW w:w="900" w:type="dxa"/>
-            <w:tcBorders>
-              <w:top w:val="nil"/>
-              <w:left w:val="nil"/>
-              <w:bottom w:val="nil"/>
-              <w:right w:val="nil"/>
-            </w:tcBorders>
+            <w:tcW w:w="990" w:type="dxa"/>
           </w:tcPr>
           <w:p>
             <w:pPr>
+              <w:jc w:val="right"/>
               <w:rPr>
                 <w:rFonts w:ascii="Segoe UI" w:hAnsi="Segoe UI" w:cs="Segoe UI"/>
+                <w:b/>
                 <w:sz w:val="16"/>
                 <w:szCs w:val="16"/>
               </w:rPr>
@@ -1843,18 +1969,14 @@
         </w:tc>
         <w:tc>
           <w:tcPr>
-            <w:tcW w:w="1036" w:type="dxa"/>
-            <w:tcBorders>
-              <w:top w:val="nil"/>
-              <w:left w:val="nil"/>
-              <w:bottom w:val="nil"/>
-              <w:right w:val="nil"/>
-            </w:tcBorders>
+            <w:tcW w:w="990" w:type="dxa"/>
           </w:tcPr>
           <w:p>
             <w:pPr>
+              <w:jc w:val="right"/>
               <w:rPr>
                 <w:rFonts w:ascii="Segoe UI" w:hAnsi="Segoe UI" w:cs="Segoe UI"/>
+                <w:b/>
                 <w:sz w:val="16"/>
                 <w:szCs w:val="16"/>
               </w:rPr>
@@ -1873,7 +1995,7 @@
             <w:tag w:val="#Nav: Job_Quote/1016"/>
             <w:id w:val="1608690877"/>
             <w:placeholder>
-              <w:docPart w:val="DefaultPlaceholder_-1854013440"/>
+              <w:docPart w:val="6808A249F7D241F6BD1C317BE64C845D"/>
             </w:placeholder>
             <w:dataBinding w:prefixMappings="xmlns:ns0='urn:microsoft-dynamics-nav/reports/Job_Quote/1016/'" w:xpath="/ns0:NavWordReportXmlPart[1]/ns0:Job[1]/ns0:Totals[1]/ns0:JobTotalValue[1]" w:storeItemID="{066C1F47-B699-4C82-A6FD-7B5BDFDF4CBA}"/>
             <w:text/>
@@ -1881,13 +2003,7 @@
           <w:sdtContent>
             <w:tc>
               <w:tcPr>
-                <w:tcW w:w="1312" w:type="dxa"/>
-                <w:tcBorders>
-                  <w:top w:val="nil"/>
-                  <w:left w:val="nil"/>
-                  <w:bottom w:val="nil"/>
-                  <w:right w:val="nil"/>
-                </w:tcBorders>
+                <w:tcW w:w="963" w:type="dxa"/>
               </w:tcPr>
               <w:p>
                 <w:pPr>
@@ -1928,7 +2044,7 @@
 </file>
 
 <file path=word/endnotes.xml><?xml version="1.0" encoding="utf-8"?>
-<w:endnotes xmlns:wpc="http://schemas.microsoft.com/office/word/2010/wordprocessingCanvas" xmlns:cx="http://schemas.microsoft.com/office/drawing/2014/chartex" xmlns:cx1="http://schemas.microsoft.com/office/drawing/2015/9/8/chartex" xmlns:cx2="http://schemas.microsoft.com/office/drawing/2015/10/21/chartex" xmlns:cx3="http://schemas.microsoft.com/office/drawing/2016/5/9/chartex" xmlns:cx4="http://schemas.microsoft.com/office/drawing/2016/5/10/chartex" xmlns:cx5="http://schemas.microsoft.com/office/drawing/2016/5/11/chartex" xmlns:cx6="http://schemas.microsoft.com/office/drawing/2016/5/12/chartex" xmlns:cx7="http://schemas.microsoft.com/office/drawing/2016/5/13/chartex" xmlns:cx8="http://schemas.microsoft.com/office/drawing/2016/5/14/chartex" xmlns:mc="http://schemas.openxmlformats.org/markup-compatibility/2006" xmlns:aink="http://schemas.microsoft.com/office/drawing/2016/ink" xmlns:am3d="http://schemas.microsoft.com/office/drawing/2017/model3d" xmlns:o="urn:schemas-microsoft-com:office:office" xmlns:oel="http://schemas.microsoft.com/office/2019/extlst" xmlns:r="http://schemas.openxmlformats.org/officeDocument/2006/relationships" xmlns:m="http://schemas.openxmlformats.org/officeDocument/2006/math" xmlns:v="urn:schemas-microsoft-com:vml" xmlns:wp14="http://schemas.microsoft.com/office/word/2010/wordprocessingDrawing" xmlns:wp="http://schemas.openxmlformats.org/drawingml/2006/wordprocessingDrawing" xmlns:w10="urn:schemas-microsoft-com:office:word" xmlns:w="http://schemas.openxmlformats.org/wordprocessingml/2006/main" xmlns:w14="http://schemas.microsoft.com/office/word/2010/wordml" xmlns:w15="http://schemas.microsoft.com/office/word/2012/wordml" xmlns:w16cex="http://schemas.microsoft.com/office/word/2018/wordml/cex" xmlns:w16cid="http://schemas.microsoft.com/office/word/2016/wordml/cid" xmlns:w16="http://schemas.microsoft.com/office/word/2018/wordml" xmlns:w16du="http://schemas.microsoft.com/office/word/2023/wordml/word16du" xmlns:w16sdtdh="http://schemas.microsoft.com/office/word/2020/wordml/sdtdatahash" xmlns:w16se="http://schemas.microsoft.com/office/word/2015/wordml/symex" xmlns:wpg="http://schemas.microsoft.com/office/word/2010/wordprocessingGroup" xmlns:wpi="http://schemas.microsoft.com/office/word/2010/wordprocessingInk" xmlns:wne="http://schemas.microsoft.com/office/word/2006/wordml" xmlns:wps="http://schemas.microsoft.com/office/word/2010/wordprocessingShape" mc:Ignorable="w14 w15 w16se w16cid w16 w16cex w16sdtdh w16du wp14">
+<w:endnotes xmlns:wpc="http://schemas.microsoft.com/office/word/2010/wordprocessingCanvas" xmlns:cx="http://schemas.microsoft.com/office/drawing/2014/chartex" xmlns:cx1="http://schemas.microsoft.com/office/drawing/2015/9/8/chartex" xmlns:cx2="http://schemas.microsoft.com/office/drawing/2015/10/21/chartex" xmlns:cx3="http://schemas.microsoft.com/office/drawing/2016/5/9/chartex" xmlns:cx4="http://schemas.microsoft.com/office/drawing/2016/5/10/chartex" xmlns:cx5="http://schemas.microsoft.com/office/drawing/2016/5/11/chartex" xmlns:cx6="http://schemas.microsoft.com/office/drawing/2016/5/12/chartex" xmlns:cx7="http://schemas.microsoft.com/office/drawing/2016/5/13/chartex" xmlns:cx8="http://schemas.microsoft.com/office/drawing/2016/5/14/chartex" xmlns:mc="http://schemas.openxmlformats.org/markup-compatibility/2006" xmlns:aink="http://schemas.microsoft.com/office/drawing/2016/ink" xmlns:am3d="http://schemas.microsoft.com/office/drawing/2017/model3d" xmlns:o="urn:schemas-microsoft-com:office:office" xmlns:oel="http://schemas.microsoft.com/office/2019/extlst" xmlns:r="http://schemas.openxmlformats.org/officeDocument/2006/relationships" xmlns:m="http://schemas.openxmlformats.org/officeDocument/2006/math" xmlns:v="urn:schemas-microsoft-com:vml" xmlns:wp14="http://schemas.microsoft.com/office/word/2010/wordprocessingDrawing" xmlns:wp="http://schemas.openxmlformats.org/drawingml/2006/wordprocessingDrawing" xmlns:w10="urn:schemas-microsoft-com:office:word" xmlns:w="http://schemas.openxmlformats.org/wordprocessingml/2006/main" xmlns:w14="http://schemas.microsoft.com/office/word/2010/wordml" xmlns:w15="http://schemas.microsoft.com/office/word/2012/wordml" xmlns:w16cex="http://schemas.microsoft.com/office/word/2018/wordml/cex" xmlns:w16cid="http://schemas.microsoft.com/office/word/2016/wordml/cid" xmlns:w16="http://schemas.microsoft.com/office/word/2018/wordml" xmlns:w16du="http://schemas.microsoft.com/office/word/2023/wordml/word16du" xmlns:w16sdtdh="http://schemas.microsoft.com/office/word/2020/wordml/sdtdatahash" xmlns:w16sdtfl="http://schemas.microsoft.com/office/word/2024/wordml/sdtformatlock" xmlns:w16se="http://schemas.microsoft.com/office/word/2015/wordml/symex" xmlns:wpg="http://schemas.microsoft.com/office/word/2010/wordprocessingGroup" xmlns:wpi="http://schemas.microsoft.com/office/word/2010/wordprocessingInk" xmlns:wne="http://schemas.microsoft.com/office/word/2006/wordml" xmlns:wps="http://schemas.microsoft.com/office/word/2010/wordprocessingShape" mc:Ignorable="w14 w15 w16se w16cid w16 w16cex w16sdtdh w16sdtfl w16du wp14">
   <w:endnote w:type="separator" w:id="-1">
     <w:p>
       <w:pPr>
@@ -1953,7 +2069,7 @@
 </file>
 
 <file path=word/footer1.xml><?xml version="1.0" encoding="utf-8"?>
-<w:ftr xmlns:wpc="http://schemas.microsoft.com/office/word/2010/wordprocessingCanvas" xmlns:cx="http://schemas.microsoft.com/office/drawing/2014/chartex" xmlns:cx1="http://schemas.microsoft.com/office/drawing/2015/9/8/chartex" xmlns:cx2="http://schemas.microsoft.com/office/drawing/2015/10/21/chartex" xmlns:cx3="http://schemas.microsoft.com/office/drawing/2016/5/9/chartex" xmlns:cx4="http://schemas.microsoft.com/office/drawing/2016/5/10/chartex" xmlns:cx5="http://schemas.microsoft.com/office/drawing/2016/5/11/chartex" xmlns:cx6="http://schemas.microsoft.com/office/drawing/2016/5/12/chartex" xmlns:cx7="http://schemas.microsoft.com/office/drawing/2016/5/13/chartex" xmlns:cx8="http://schemas.microsoft.com/office/drawing/2016/5/14/chartex" xmlns:mc="http://schemas.openxmlformats.org/markup-compatibility/2006" xmlns:aink="http://schemas.microsoft.com/office/drawing/2016/ink" xmlns:am3d="http://schemas.microsoft.com/office/drawing/2017/model3d" xmlns:o="urn:schemas-microsoft-com:office:office" xmlns:oel="http://schemas.microsoft.com/office/2019/extlst" xmlns:r="http://schemas.openxmlformats.org/officeDocument/2006/relationships" xmlns:m="http://schemas.openxmlformats.org/officeDocument/2006/math" xmlns:v="urn:schemas-microsoft-com:vml" xmlns:wp14="http://schemas.microsoft.com/office/word/2010/wordprocessingDrawing" xmlns:wp="http://schemas.openxmlformats.org/drawingml/2006/wordprocessingDrawing" xmlns:w10="urn:schemas-microsoft-com:office:word" xmlns:w="http://schemas.openxmlformats.org/wordprocessingml/2006/main" xmlns:w14="http://schemas.microsoft.com/office/word/2010/wordml" xmlns:w15="http://schemas.microsoft.com/office/word/2012/wordml" xmlns:w16cex="http://schemas.microsoft.com/office/word/2018/wordml/cex" xmlns:w16cid="http://schemas.microsoft.com/office/word/2016/wordml/cid" xmlns:w16="http://schemas.microsoft.com/office/word/2018/wordml" xmlns:w16du="http://schemas.microsoft.com/office/word/2023/wordml/word16du" xmlns:w16sdtdh="http://schemas.microsoft.com/office/word/2020/wordml/sdtdatahash" xmlns:w16se="http://schemas.microsoft.com/office/word/2015/wordml/symex" xmlns:wpg="http://schemas.microsoft.com/office/word/2010/wordprocessingGroup" xmlns:wpi="http://schemas.microsoft.com/office/word/2010/wordprocessingInk" xmlns:wne="http://schemas.microsoft.com/office/word/2006/wordml" xmlns:wps="http://schemas.microsoft.com/office/word/2010/wordprocessingShape" mc:Ignorable="w14 w15 w16se w16cid w16 w16cex w16sdtdh w16du wp14">
+<w:ftr xmlns:wpc="http://schemas.microsoft.com/office/word/2010/wordprocessingCanvas" xmlns:cx="http://schemas.microsoft.com/office/drawing/2014/chartex" xmlns:cx1="http://schemas.microsoft.com/office/drawing/2015/9/8/chartex" xmlns:cx2="http://schemas.microsoft.com/office/drawing/2015/10/21/chartex" xmlns:cx3="http://schemas.microsoft.com/office/drawing/2016/5/9/chartex" xmlns:cx4="http://schemas.microsoft.com/office/drawing/2016/5/10/chartex" xmlns:cx5="http://schemas.microsoft.com/office/drawing/2016/5/11/chartex" xmlns:cx6="http://schemas.microsoft.com/office/drawing/2016/5/12/chartex" xmlns:cx7="http://schemas.microsoft.com/office/drawing/2016/5/13/chartex" xmlns:cx8="http://schemas.microsoft.com/office/drawing/2016/5/14/chartex" xmlns:mc="http://schemas.openxmlformats.org/markup-compatibility/2006" xmlns:aink="http://schemas.microsoft.com/office/drawing/2016/ink" xmlns:am3d="http://schemas.microsoft.com/office/drawing/2017/model3d" xmlns:o="urn:schemas-microsoft-com:office:office" xmlns:oel="http://schemas.microsoft.com/office/2019/extlst" xmlns:r="http://schemas.openxmlformats.org/officeDocument/2006/relationships" xmlns:m="http://schemas.openxmlformats.org/officeDocument/2006/math" xmlns:v="urn:schemas-microsoft-com:vml" xmlns:wp14="http://schemas.microsoft.com/office/word/2010/wordprocessingDrawing" xmlns:wp="http://schemas.openxmlformats.org/drawingml/2006/wordprocessingDrawing" xmlns:w10="urn:schemas-microsoft-com:office:word" xmlns:w="http://schemas.openxmlformats.org/wordprocessingml/2006/main" xmlns:w14="http://schemas.microsoft.com/office/word/2010/wordml" xmlns:w15="http://schemas.microsoft.com/office/word/2012/wordml" xmlns:w16cex="http://schemas.microsoft.com/office/word/2018/wordml/cex" xmlns:w16cid="http://schemas.microsoft.com/office/word/2016/wordml/cid" xmlns:w16="http://schemas.microsoft.com/office/word/2018/wordml" xmlns:w16du="http://schemas.microsoft.com/office/word/2023/wordml/word16du" xmlns:w16sdtdh="http://schemas.microsoft.com/office/word/2020/wordml/sdtdatahash" xmlns:w16sdtfl="http://schemas.microsoft.com/office/word/2024/wordml/sdtformatlock" xmlns:w16se="http://schemas.microsoft.com/office/word/2015/wordml/symex" xmlns:wpg="http://schemas.microsoft.com/office/word/2010/wordprocessingGroup" xmlns:wpi="http://schemas.microsoft.com/office/word/2010/wordprocessingInk" xmlns:wne="http://schemas.microsoft.com/office/word/2006/wordml" xmlns:wps="http://schemas.microsoft.com/office/word/2010/wordprocessingShape" mc:Ignorable="w14 w15 w16se w16cid w16 w16cex w16sdtdh w16sdtfl w16du wp14">
   <w:p>
     <w:pPr>
       <w:pStyle w:val="Footer"/>
@@ -1963,7 +2079,7 @@
 </file>
 
 <file path=word/footer2.xml><?xml version="1.0" encoding="utf-8"?>
-<w:ftr xmlns:wpc="http://schemas.microsoft.com/office/word/2010/wordprocessingCanvas" xmlns:cx="http://schemas.microsoft.com/office/drawing/2014/chartex" xmlns:cx1="http://schemas.microsoft.com/office/drawing/2015/9/8/chartex" xmlns:cx2="http://schemas.microsoft.com/office/drawing/2015/10/21/chartex" xmlns:cx3="http://schemas.microsoft.com/office/drawing/2016/5/9/chartex" xmlns:cx4="http://schemas.microsoft.com/office/drawing/2016/5/10/chartex" xmlns:cx5="http://schemas.microsoft.com/office/drawing/2016/5/11/chartex" xmlns:cx6="http://schemas.microsoft.com/office/drawing/2016/5/12/chartex" xmlns:cx7="http://schemas.microsoft.com/office/drawing/2016/5/13/chartex" xmlns:cx8="http://schemas.microsoft.com/office/drawing/2016/5/14/chartex" xmlns:mc="http://schemas.openxmlformats.org/markup-compatibility/2006" xmlns:aink="http://schemas.microsoft.com/office/drawing/2016/ink" xmlns:am3d="http://schemas.microsoft.com/office/drawing/2017/model3d" xmlns:o="urn:schemas-microsoft-com:office:office" xmlns:oel="http://schemas.microsoft.com/office/2019/extlst" xmlns:r="http://schemas.openxmlformats.org/officeDocument/2006/relationships" xmlns:m="http://schemas.openxmlformats.org/officeDocument/2006/math" xmlns:v="urn:schemas-microsoft-com:vml" xmlns:wp14="http://schemas.microsoft.com/office/word/2010/wordprocessingDrawing" xmlns:wp="http://schemas.openxmlformats.org/drawingml/2006/wordprocessingDrawing" xmlns:w10="urn:schemas-microsoft-com:office:word" xmlns:w="http://schemas.openxmlformats.org/wordprocessingml/2006/main" xmlns:w14="http://schemas.microsoft.com/office/word/2010/wordml" xmlns:w15="http://schemas.microsoft.com/office/word/2012/wordml" xmlns:w16cex="http://schemas.microsoft.com/office/word/2018/wordml/cex" xmlns:w16cid="http://schemas.microsoft.com/office/word/2016/wordml/cid" xmlns:w16="http://schemas.microsoft.com/office/word/2018/wordml" xmlns:w16du="http://schemas.microsoft.com/office/word/2023/wordml/word16du" xmlns:w16sdtdh="http://schemas.microsoft.com/office/word/2020/wordml/sdtdatahash" xmlns:w16se="http://schemas.microsoft.com/office/word/2015/wordml/symex" xmlns:wpg="http://schemas.microsoft.com/office/word/2010/wordprocessingGroup" xmlns:wpi="http://schemas.microsoft.com/office/word/2010/wordprocessingInk" xmlns:wne="http://schemas.microsoft.com/office/word/2006/wordml" xmlns:wps="http://schemas.microsoft.com/office/word/2010/wordprocessingShape" mc:Ignorable="w14 w15 w16se w16cid w16 w16cex w16sdtdh w16du wp14">
+<w:ftr xmlns:wpc="http://schemas.microsoft.com/office/word/2010/wordprocessingCanvas" xmlns:cx="http://schemas.microsoft.com/office/drawing/2014/chartex" xmlns:cx1="http://schemas.microsoft.com/office/drawing/2015/9/8/chartex" xmlns:cx2="http://schemas.microsoft.com/office/drawing/2015/10/21/chartex" xmlns:cx3="http://schemas.microsoft.com/office/drawing/2016/5/9/chartex" xmlns:cx4="http://schemas.microsoft.com/office/drawing/2016/5/10/chartex" xmlns:cx5="http://schemas.microsoft.com/office/drawing/2016/5/11/chartex" xmlns:cx6="http://schemas.microsoft.com/office/drawing/2016/5/12/chartex" xmlns:cx7="http://schemas.microsoft.com/office/drawing/2016/5/13/chartex" xmlns:cx8="http://schemas.microsoft.com/office/drawing/2016/5/14/chartex" xmlns:mc="http://schemas.openxmlformats.org/markup-compatibility/2006" xmlns:aink="http://schemas.microsoft.com/office/drawing/2016/ink" xmlns:am3d="http://schemas.microsoft.com/office/drawing/2017/model3d" xmlns:o="urn:schemas-microsoft-com:office:office" xmlns:oel="http://schemas.microsoft.com/office/2019/extlst" xmlns:r="http://schemas.openxmlformats.org/officeDocument/2006/relationships" xmlns:m="http://schemas.openxmlformats.org/officeDocument/2006/math" xmlns:v="urn:schemas-microsoft-com:vml" xmlns:wp14="http://schemas.microsoft.com/office/word/2010/wordprocessingDrawing" xmlns:wp="http://schemas.openxmlformats.org/drawingml/2006/wordprocessingDrawing" xmlns:w10="urn:schemas-microsoft-com:office:word" xmlns:w="http://schemas.openxmlformats.org/wordprocessingml/2006/main" xmlns:w14="http://schemas.microsoft.com/office/word/2010/wordml" xmlns:w15="http://schemas.microsoft.com/office/word/2012/wordml" xmlns:w16cex="http://schemas.microsoft.com/office/word/2018/wordml/cex" xmlns:w16cid="http://schemas.microsoft.com/office/word/2016/wordml/cid" xmlns:w16="http://schemas.microsoft.com/office/word/2018/wordml" xmlns:w16du="http://schemas.microsoft.com/office/word/2023/wordml/word16du" xmlns:w16sdtdh="http://schemas.microsoft.com/office/word/2020/wordml/sdtdatahash" xmlns:w16sdtfl="http://schemas.microsoft.com/office/word/2024/wordml/sdtformatlock" xmlns:w16se="http://schemas.microsoft.com/office/word/2015/wordml/symex" xmlns:wpg="http://schemas.microsoft.com/office/word/2010/wordprocessingGroup" xmlns:wpi="http://schemas.microsoft.com/office/word/2010/wordprocessingInk" xmlns:wne="http://schemas.microsoft.com/office/word/2006/wordml" xmlns:wps="http://schemas.microsoft.com/office/word/2010/wordprocessingShape" mc:Ignorable="w14 w15 w16se w16cid w16 w16cex w16sdtdh w16sdtfl w16du wp14">
   <w:p>
     <w:pPr>
       <w:pStyle w:val="Footer"/>
@@ -1973,7 +2089,7 @@
 </file>
 
 <file path=word/footer3.xml><?xml version="1.0" encoding="utf-8"?>
-<w:ftr xmlns:wpc="http://schemas.microsoft.com/office/word/2010/wordprocessingCanvas" xmlns:cx="http://schemas.microsoft.com/office/drawing/2014/chartex" xmlns:cx1="http://schemas.microsoft.com/office/drawing/2015/9/8/chartex" xmlns:cx2="http://schemas.microsoft.com/office/drawing/2015/10/21/chartex" xmlns:cx3="http://schemas.microsoft.com/office/drawing/2016/5/9/chartex" xmlns:cx4="http://schemas.microsoft.com/office/drawing/2016/5/10/chartex" xmlns:cx5="http://schemas.microsoft.com/office/drawing/2016/5/11/chartex" xmlns:cx6="http://schemas.microsoft.com/office/drawing/2016/5/12/chartex" xmlns:cx7="http://schemas.microsoft.com/office/drawing/2016/5/13/chartex" xmlns:cx8="http://schemas.microsoft.com/office/drawing/2016/5/14/chartex" xmlns:mc="http://schemas.openxmlformats.org/markup-compatibility/2006" xmlns:aink="http://schemas.microsoft.com/office/drawing/2016/ink" xmlns:am3d="http://schemas.microsoft.com/office/drawing/2017/model3d" xmlns:o="urn:schemas-microsoft-com:office:office" xmlns:oel="http://schemas.microsoft.com/office/2019/extlst" xmlns:r="http://schemas.openxmlformats.org/officeDocument/2006/relationships" xmlns:m="http://schemas.openxmlformats.org/officeDocument/2006/math" xmlns:v="urn:schemas-microsoft-com:vml" xmlns:wp14="http://schemas.microsoft.com/office/word/2010/wordprocessingDrawing" xmlns:wp="http://schemas.openxmlformats.org/drawingml/2006/wordprocessingDrawing" xmlns:w10="urn:schemas-microsoft-com:office:word" xmlns:w="http://schemas.openxmlformats.org/wordprocessingml/2006/main" xmlns:w14="http://schemas.microsoft.com/office/word/2010/wordml" xmlns:w15="http://schemas.microsoft.com/office/word/2012/wordml" xmlns:w16cex="http://schemas.microsoft.com/office/word/2018/wordml/cex" xmlns:w16cid="http://schemas.microsoft.com/office/word/2016/wordml/cid" xmlns:w16="http://schemas.microsoft.com/office/word/2018/wordml" xmlns:w16du="http://schemas.microsoft.com/office/word/2023/wordml/word16du" xmlns:w16sdtdh="http://schemas.microsoft.com/office/word/2020/wordml/sdtdatahash" xmlns:w16se="http://schemas.microsoft.com/office/word/2015/wordml/symex" xmlns:wpg="http://schemas.microsoft.com/office/word/2010/wordprocessingGroup" xmlns:wpi="http://schemas.microsoft.com/office/word/2010/wordprocessingInk" xmlns:wne="http://schemas.microsoft.com/office/word/2006/wordml" xmlns:wps="http://schemas.microsoft.com/office/word/2010/wordprocessingShape" mc:Ignorable="w14 w15 w16se w16cid w16 w16cex w16sdtdh w16du wp14">
+<w:ftr xmlns:wpc="http://schemas.microsoft.com/office/word/2010/wordprocessingCanvas" xmlns:cx="http://schemas.microsoft.com/office/drawing/2014/chartex" xmlns:cx1="http://schemas.microsoft.com/office/drawing/2015/9/8/chartex" xmlns:cx2="http://schemas.microsoft.com/office/drawing/2015/10/21/chartex" xmlns:cx3="http://schemas.microsoft.com/office/drawing/2016/5/9/chartex" xmlns:cx4="http://schemas.microsoft.com/office/drawing/2016/5/10/chartex" xmlns:cx5="http://schemas.microsoft.com/office/drawing/2016/5/11/chartex" xmlns:cx6="http://schemas.microsoft.com/office/drawing/2016/5/12/chartex" xmlns:cx7="http://schemas.microsoft.com/office/drawing/2016/5/13/chartex" xmlns:cx8="http://schemas.microsoft.com/office/drawing/2016/5/14/chartex" xmlns:mc="http://schemas.openxmlformats.org/markup-compatibility/2006" xmlns:aink="http://schemas.microsoft.com/office/drawing/2016/ink" xmlns:am3d="http://schemas.microsoft.com/office/drawing/2017/model3d" xmlns:o="urn:schemas-microsoft-com:office:office" xmlns:oel="http://schemas.microsoft.com/office/2019/extlst" xmlns:r="http://schemas.openxmlformats.org/officeDocument/2006/relationships" xmlns:m="http://schemas.openxmlformats.org/officeDocument/2006/math" xmlns:v="urn:schemas-microsoft-com:vml" xmlns:wp14="http://schemas.microsoft.com/office/word/2010/wordprocessingDrawing" xmlns:wp="http://schemas.openxmlformats.org/drawingml/2006/wordprocessingDrawing" xmlns:w10="urn:schemas-microsoft-com:office:word" xmlns:w="http://schemas.openxmlformats.org/wordprocessingml/2006/main" xmlns:w14="http://schemas.microsoft.com/office/word/2010/wordml" xmlns:w15="http://schemas.microsoft.com/office/word/2012/wordml" xmlns:w16cex="http://schemas.microsoft.com/office/word/2018/wordml/cex" xmlns:w16cid="http://schemas.microsoft.com/office/word/2016/wordml/cid" xmlns:w16="http://schemas.microsoft.com/office/word/2018/wordml" xmlns:w16du="http://schemas.microsoft.com/office/word/2023/wordml/word16du" xmlns:w16sdtdh="http://schemas.microsoft.com/office/word/2020/wordml/sdtdatahash" xmlns:w16sdtfl="http://schemas.microsoft.com/office/word/2024/wordml/sdtformatlock" xmlns:w16se="http://schemas.microsoft.com/office/word/2015/wordml/symex" xmlns:wpg="http://schemas.microsoft.com/office/word/2010/wordprocessingGroup" xmlns:wpi="http://schemas.microsoft.com/office/word/2010/wordprocessingInk" xmlns:wne="http://schemas.microsoft.com/office/word/2006/wordml" xmlns:wps="http://schemas.microsoft.com/office/word/2010/wordprocessingShape" mc:Ignorable="w14 w15 w16se w16cid w16 w16cex w16sdtdh w16sdtfl w16du wp14">
   <w:p>
     <w:pPr>
       <w:pStyle w:val="Footer"/>
@@ -1983,7 +2099,7 @@
 </file>
 
 <file path=word/footnotes.xml><?xml version="1.0" encoding="utf-8"?>
-<w:footnotes xmlns:wpc="http://schemas.microsoft.com/office/word/2010/wordprocessingCanvas" xmlns:cx="http://schemas.microsoft.com/office/drawing/2014/chartex" xmlns:cx1="http://schemas.microsoft.com/office/drawing/2015/9/8/chartex" xmlns:cx2="http://schemas.microsoft.com/office/drawing/2015/10/21/chartex" xmlns:cx3="http://schemas.microsoft.com/office/drawing/2016/5/9/chartex" xmlns:cx4="http://schemas.microsoft.com/office/drawing/2016/5/10/chartex" xmlns:cx5="http://schemas.microsoft.com/office/drawing/2016/5/11/chartex" xmlns:cx6="http://schemas.microsoft.com/office/drawing/2016/5/12/chartex" xmlns:cx7="http://schemas.microsoft.com/office/drawing/2016/5/13/chartex" xmlns:cx8="http://schemas.microsoft.com/office/drawing/2016/5/14/chartex" xmlns:mc="http://schemas.openxmlformats.org/markup-compatibility/2006" xmlns:aink="http://schemas.microsoft.com/office/drawing/2016/ink" xmlns:am3d="http://schemas.microsoft.com/office/drawing/2017/model3d" xmlns:o="urn:schemas-microsoft-com:office:office" xmlns:oel="http://schemas.microsoft.com/office/2019/extlst" xmlns:r="http://schemas.openxmlformats.org/officeDocument/2006/relationships" xmlns:m="http://schemas.openxmlformats.org/officeDocument/2006/math" xmlns:v="urn:schemas-microsoft-com:vml" xmlns:wp14="http://schemas.microsoft.com/office/word/2010/wordprocessingDrawing" xmlns:wp="http://schemas.openxmlformats.org/drawingml/2006/wordprocessingDrawing" xmlns:w10="urn:schemas-microsoft-com:office:word" xmlns:w="http://schemas.openxmlformats.org/wordprocessingml/2006/main" xmlns:w14="http://schemas.microsoft.com/office/word/2010/wordml" xmlns:w15="http://schemas.microsoft.com/office/word/2012/wordml" xmlns:w16cex="http://schemas.microsoft.com/office/word/2018/wordml/cex" xmlns:w16cid="http://schemas.microsoft.com/office/word/2016/wordml/cid" xmlns:w16="http://schemas.microsoft.com/office/word/2018/wordml" xmlns:w16du="http://schemas.microsoft.com/office/word/2023/wordml/word16du" xmlns:w16sdtdh="http://schemas.microsoft.com/office/word/2020/wordml/sdtdatahash" xmlns:w16se="http://schemas.microsoft.com/office/word/2015/wordml/symex" xmlns:wpg="http://schemas.microsoft.com/office/word/2010/wordprocessingGroup" xmlns:wpi="http://schemas.microsoft.com/office/word/2010/wordprocessingInk" xmlns:wne="http://schemas.microsoft.com/office/word/2006/wordml" xmlns:wps="http://schemas.microsoft.com/office/word/2010/wordprocessingShape" mc:Ignorable="w14 w15 w16se w16cid w16 w16cex w16sdtdh w16du wp14">
+<w:footnotes xmlns:wpc="http://schemas.microsoft.com/office/word/2010/wordprocessingCanvas" xmlns:cx="http://schemas.microsoft.com/office/drawing/2014/chartex" xmlns:cx1="http://schemas.microsoft.com/office/drawing/2015/9/8/chartex" xmlns:cx2="http://schemas.microsoft.com/office/drawing/2015/10/21/chartex" xmlns:cx3="http://schemas.microsoft.com/office/drawing/2016/5/9/chartex" xmlns:cx4="http://schemas.microsoft.com/office/drawing/2016/5/10/chartex" xmlns:cx5="http://schemas.microsoft.com/office/drawing/2016/5/11/chartex" xmlns:cx6="http://schemas.microsoft.com/office/drawing/2016/5/12/chartex" xmlns:cx7="http://schemas.microsoft.com/office/drawing/2016/5/13/chartex" xmlns:cx8="http://schemas.microsoft.com/office/drawing/2016/5/14/chartex" xmlns:mc="http://schemas.openxmlformats.org/markup-compatibility/2006" xmlns:aink="http://schemas.microsoft.com/office/drawing/2016/ink" xmlns:am3d="http://schemas.microsoft.com/office/drawing/2017/model3d" xmlns:o="urn:schemas-microsoft-com:office:office" xmlns:oel="http://schemas.microsoft.com/office/2019/extlst" xmlns:r="http://schemas.openxmlformats.org/officeDocument/2006/relationships" xmlns:m="http://schemas.openxmlformats.org/officeDocument/2006/math" xmlns:v="urn:schemas-microsoft-com:vml" xmlns:wp14="http://schemas.microsoft.com/office/word/2010/wordprocessingDrawing" xmlns:wp="http://schemas.openxmlformats.org/drawingml/2006/wordprocessingDrawing" xmlns:w10="urn:schemas-microsoft-com:office:word" xmlns:w="http://schemas.openxmlformats.org/wordprocessingml/2006/main" xmlns:w14="http://schemas.microsoft.com/office/word/2010/wordml" xmlns:w15="http://schemas.microsoft.com/office/word/2012/wordml" xmlns:w16cex="http://schemas.microsoft.com/office/word/2018/wordml/cex" xmlns:w16cid="http://schemas.microsoft.com/office/word/2016/wordml/cid" xmlns:w16="http://schemas.microsoft.com/office/word/2018/wordml" xmlns:w16du="http://schemas.microsoft.com/office/word/2023/wordml/word16du" xmlns:w16sdtdh="http://schemas.microsoft.com/office/word/2020/wordml/sdtdatahash" xmlns:w16sdtfl="http://schemas.microsoft.com/office/word/2024/wordml/sdtformatlock" xmlns:w16se="http://schemas.microsoft.com/office/word/2015/wordml/symex" xmlns:wpg="http://schemas.microsoft.com/office/word/2010/wordprocessingGroup" xmlns:wpi="http://schemas.microsoft.com/office/word/2010/wordprocessingInk" xmlns:wne="http://schemas.microsoft.com/office/word/2006/wordml" xmlns:wps="http://schemas.microsoft.com/office/word/2010/wordprocessingShape" mc:Ignorable="w14 w15 w16se w16cid w16 w16cex w16sdtdh w16sdtfl w16du wp14">
   <w:footnote w:type="separator" w:id="-1">
     <w:p>
       <w:pPr>
@@ -2008,7 +2124,7 @@
 </file>
 
 <file path=word/header1.xml><?xml version="1.0" encoding="utf-8"?>
-<w:hdr xmlns:wpc="http://schemas.microsoft.com/office/word/2010/wordprocessingCanvas" xmlns:cx="http://schemas.microsoft.com/office/drawing/2014/chartex" xmlns:cx1="http://schemas.microsoft.com/office/drawing/2015/9/8/chartex" xmlns:cx2="http://schemas.microsoft.com/office/drawing/2015/10/21/chartex" xmlns:cx3="http://schemas.microsoft.com/office/drawing/2016/5/9/chartex" xmlns:cx4="http://schemas.microsoft.com/office/drawing/2016/5/10/chartex" xmlns:cx5="http://schemas.microsoft.com/office/drawing/2016/5/11/chartex" xmlns:cx6="http://schemas.microsoft.com/office/drawing/2016/5/12/chartex" xmlns:cx7="http://schemas.microsoft.com/office/drawing/2016/5/13/chartex" xmlns:cx8="http://schemas.microsoft.com/office/drawing/2016/5/14/chartex" xmlns:mc="http://schemas.openxmlformats.org/markup-compatibility/2006" xmlns:aink="http://schemas.microsoft.com/office/drawing/2016/ink" xmlns:am3d="http://schemas.microsoft.com/office/drawing/2017/model3d" xmlns:o="urn:schemas-microsoft-com:office:office" xmlns:oel="http://schemas.microsoft.com/office/2019/extlst" xmlns:r="http://schemas.openxmlformats.org/officeDocument/2006/relationships" xmlns:m="http://schemas.openxmlformats.org/officeDocument/2006/math" xmlns:v="urn:schemas-microsoft-com:vml" xmlns:wp14="http://schemas.microsoft.com/office/word/2010/wordprocessingDrawing" xmlns:wp="http://schemas.openxmlformats.org/drawingml/2006/wordprocessingDrawing" xmlns:w10="urn:schemas-microsoft-com:office:word" xmlns:w="http://schemas.openxmlformats.org/wordprocessingml/2006/main" xmlns:w14="http://schemas.microsoft.com/office/word/2010/wordml" xmlns:w15="http://schemas.microsoft.com/office/word/2012/wordml" xmlns:w16cex="http://schemas.microsoft.com/office/word/2018/wordml/cex" xmlns:w16cid="http://schemas.microsoft.com/office/word/2016/wordml/cid" xmlns:w16="http://schemas.microsoft.com/office/word/2018/wordml" xmlns:w16du="http://schemas.microsoft.com/office/word/2023/wordml/word16du" xmlns:w16sdtdh="http://schemas.microsoft.com/office/word/2020/wordml/sdtdatahash" xmlns:w16se="http://schemas.microsoft.com/office/word/2015/wordml/symex" xmlns:wpg="http://schemas.microsoft.com/office/word/2010/wordprocessingGroup" xmlns:wpi="http://schemas.microsoft.com/office/word/2010/wordprocessingInk" xmlns:wne="http://schemas.microsoft.com/office/word/2006/wordml" xmlns:wps="http://schemas.microsoft.com/office/word/2010/wordprocessingShape" mc:Ignorable="w14 w15 w16se w16cid w16 w16cex w16sdtdh w16du wp14">
+<w:hdr xmlns:wpc="http://schemas.microsoft.com/office/word/2010/wordprocessingCanvas" xmlns:cx="http://schemas.microsoft.com/office/drawing/2014/chartex" xmlns:cx1="http://schemas.microsoft.com/office/drawing/2015/9/8/chartex" xmlns:cx2="http://schemas.microsoft.com/office/drawing/2015/10/21/chartex" xmlns:cx3="http://schemas.microsoft.com/office/drawing/2016/5/9/chartex" xmlns:cx4="http://schemas.microsoft.com/office/drawing/2016/5/10/chartex" xmlns:cx5="http://schemas.microsoft.com/office/drawing/2016/5/11/chartex" xmlns:cx6="http://schemas.microsoft.com/office/drawing/2016/5/12/chartex" xmlns:cx7="http://schemas.microsoft.com/office/drawing/2016/5/13/chartex" xmlns:cx8="http://schemas.microsoft.com/office/drawing/2016/5/14/chartex" xmlns:mc="http://schemas.openxmlformats.org/markup-compatibility/2006" xmlns:aink="http://schemas.microsoft.com/office/drawing/2016/ink" xmlns:am3d="http://schemas.microsoft.com/office/drawing/2017/model3d" xmlns:o="urn:schemas-microsoft-com:office:office" xmlns:oel="http://schemas.microsoft.com/office/2019/extlst" xmlns:r="http://schemas.openxmlformats.org/officeDocument/2006/relationships" xmlns:m="http://schemas.openxmlformats.org/officeDocument/2006/math" xmlns:v="urn:schemas-microsoft-com:vml" xmlns:wp14="http://schemas.microsoft.com/office/word/2010/wordprocessingDrawing" xmlns:wp="http://schemas.openxmlformats.org/drawingml/2006/wordprocessingDrawing" xmlns:w10="urn:schemas-microsoft-com:office:word" xmlns:w="http://schemas.openxmlformats.org/wordprocessingml/2006/main" xmlns:w14="http://schemas.microsoft.com/office/word/2010/wordml" xmlns:w15="http://schemas.microsoft.com/office/word/2012/wordml" xmlns:w16cex="http://schemas.microsoft.com/office/word/2018/wordml/cex" xmlns:w16cid="http://schemas.microsoft.com/office/word/2016/wordml/cid" xmlns:w16="http://schemas.microsoft.com/office/word/2018/wordml" xmlns:w16du="http://schemas.microsoft.com/office/word/2023/wordml/word16du" xmlns:w16sdtdh="http://schemas.microsoft.com/office/word/2020/wordml/sdtdatahash" xmlns:w16sdtfl="http://schemas.microsoft.com/office/word/2024/wordml/sdtformatlock" xmlns:w16se="http://schemas.microsoft.com/office/word/2015/wordml/symex" xmlns:wpg="http://schemas.microsoft.com/office/word/2010/wordprocessingGroup" xmlns:wpi="http://schemas.microsoft.com/office/word/2010/wordprocessingInk" xmlns:wne="http://schemas.microsoft.com/office/word/2006/wordml" xmlns:wps="http://schemas.microsoft.com/office/word/2010/wordprocessingShape" mc:Ignorable="w14 w15 w16se w16cid w16 w16cex w16sdtdh w16sdtfl w16du wp14">
   <w:p>
     <w:pPr>
       <w:pStyle w:val="Header"/>
@@ -2018,7 +2134,7 @@
 </file>
 
 <file path=word/header2.xml><?xml version="1.0" encoding="utf-8"?>
-<w:hdr xmlns:wpc="http://schemas.microsoft.com/office/word/2010/wordprocessingCanvas" xmlns:cx="http://schemas.microsoft.com/office/drawing/2014/chartex" xmlns:cx1="http://schemas.microsoft.com/office/drawing/2015/9/8/chartex" xmlns:cx2="http://schemas.microsoft.com/office/drawing/2015/10/21/chartex" xmlns:cx3="http://schemas.microsoft.com/office/drawing/2016/5/9/chartex" xmlns:cx4="http://schemas.microsoft.com/office/drawing/2016/5/10/chartex" xmlns:cx5="http://schemas.microsoft.com/office/drawing/2016/5/11/chartex" xmlns:cx6="http://schemas.microsoft.com/office/drawing/2016/5/12/chartex" xmlns:cx7="http://schemas.microsoft.com/office/drawing/2016/5/13/chartex" xmlns:cx8="http://schemas.microsoft.com/office/drawing/2016/5/14/chartex" xmlns:mc="http://schemas.openxmlformats.org/markup-compatibility/2006" xmlns:aink="http://schemas.microsoft.com/office/drawing/2016/ink" xmlns:am3d="http://schemas.microsoft.com/office/drawing/2017/model3d" xmlns:o="urn:schemas-microsoft-com:office:office" xmlns:oel="http://schemas.microsoft.com/office/2019/extlst" xmlns:r="http://schemas.openxmlformats.org/officeDocument/2006/relationships" xmlns:m="http://schemas.openxmlformats.org/officeDocument/2006/math" xmlns:v="urn:schemas-microsoft-com:vml" xmlns:wp14="http://schemas.microsoft.com/office/word/2010/wordprocessingDrawing" xmlns:wp="http://schemas.openxmlformats.org/drawingml/2006/wordprocessingDrawing" xmlns:w10="urn:schemas-microsoft-com:office:word" xmlns:w="http://schemas.openxmlformats.org/wordprocessingml/2006/main" xmlns:w14="http://schemas.microsoft.com/office/word/2010/wordml" xmlns:w15="http://schemas.microsoft.com/office/word/2012/wordml" xmlns:w16cex="http://schemas.microsoft.com/office/word/2018/wordml/cex" xmlns:w16cid="http://schemas.microsoft.com/office/word/2016/wordml/cid" xmlns:w16="http://schemas.microsoft.com/office/word/2018/wordml" xmlns:w16du="http://schemas.microsoft.com/office/word/2023/wordml/word16du" xmlns:w16sdtdh="http://schemas.microsoft.com/office/word/2020/wordml/sdtdatahash" xmlns:w16se="http://schemas.microsoft.com/office/word/2015/wordml/symex" xmlns:wpg="http://schemas.microsoft.com/office/word/2010/wordprocessingGroup" xmlns:wpi="http://schemas.microsoft.com/office/word/2010/wordprocessingInk" xmlns:wne="http://schemas.microsoft.com/office/word/2006/wordml" xmlns:wps="http://schemas.microsoft.com/office/word/2010/wordprocessingShape" mc:Ignorable="w14 w15 w16se w16cid w16 w16cex w16sdtdh w16du wp14">
+<w:hdr xmlns:wpc="http://schemas.microsoft.com/office/word/2010/wordprocessingCanvas" xmlns:cx="http://schemas.microsoft.com/office/drawing/2014/chartex" xmlns:cx1="http://schemas.microsoft.com/office/drawing/2015/9/8/chartex" xmlns:cx2="http://schemas.microsoft.com/office/drawing/2015/10/21/chartex" xmlns:cx3="http://schemas.microsoft.com/office/drawing/2016/5/9/chartex" xmlns:cx4="http://schemas.microsoft.com/office/drawing/2016/5/10/chartex" xmlns:cx5="http://schemas.microsoft.com/office/drawing/2016/5/11/chartex" xmlns:cx6="http://schemas.microsoft.com/office/drawing/2016/5/12/chartex" xmlns:cx7="http://schemas.microsoft.com/office/drawing/2016/5/13/chartex" xmlns:cx8="http://schemas.microsoft.com/office/drawing/2016/5/14/chartex" xmlns:mc="http://schemas.openxmlformats.org/markup-compatibility/2006" xmlns:aink="http://schemas.microsoft.com/office/drawing/2016/ink" xmlns:am3d="http://schemas.microsoft.com/office/drawing/2017/model3d" xmlns:o="urn:schemas-microsoft-com:office:office" xmlns:oel="http://schemas.microsoft.com/office/2019/extlst" xmlns:r="http://schemas.openxmlformats.org/officeDocument/2006/relationships" xmlns:m="http://schemas.openxmlformats.org/officeDocument/2006/math" xmlns:v="urn:schemas-microsoft-com:vml" xmlns:wp14="http://schemas.microsoft.com/office/word/2010/wordprocessingDrawing" xmlns:wp="http://schemas.openxmlformats.org/drawingml/2006/wordprocessingDrawing" xmlns:w10="urn:schemas-microsoft-com:office:word" xmlns:w="http://schemas.openxmlformats.org/wordprocessingml/2006/main" xmlns:w14="http://schemas.microsoft.com/office/word/2010/wordml" xmlns:w15="http://schemas.microsoft.com/office/word/2012/wordml" xmlns:w16cex="http://schemas.microsoft.com/office/word/2018/wordml/cex" xmlns:w16cid="http://schemas.microsoft.com/office/word/2016/wordml/cid" xmlns:w16="http://schemas.microsoft.com/office/word/2018/wordml" xmlns:w16du="http://schemas.microsoft.com/office/word/2023/wordml/word16du" xmlns:w16sdtdh="http://schemas.microsoft.com/office/word/2020/wordml/sdtdatahash" xmlns:w16sdtfl="http://schemas.microsoft.com/office/word/2024/wordml/sdtformatlock" xmlns:w16se="http://schemas.microsoft.com/office/word/2015/wordml/symex" xmlns:wpg="http://schemas.microsoft.com/office/word/2010/wordprocessingGroup" xmlns:wpi="http://schemas.microsoft.com/office/word/2010/wordprocessingInk" xmlns:wne="http://schemas.microsoft.com/office/word/2006/wordml" xmlns:wps="http://schemas.microsoft.com/office/word/2010/wordprocessingShape" mc:Ignorable="w14 w15 w16se w16cid w16 w16cex w16sdtdh w16sdtfl w16du wp14">
   <w:sdt>
     <w:sdtPr>
       <w:alias w:val="#Nav: /Job/TodayFormatted"/>
@@ -2047,7 +2163,7 @@
 </file>
 
 <file path=word/header3.xml><?xml version="1.0" encoding="utf-8"?>
-<w:hdr xmlns:wpc="http://schemas.microsoft.com/office/word/2010/wordprocessingCanvas" xmlns:cx="http://schemas.microsoft.com/office/drawing/2014/chartex" xmlns:cx1="http://schemas.microsoft.com/office/drawing/2015/9/8/chartex" xmlns:cx2="http://schemas.microsoft.com/office/drawing/2015/10/21/chartex" xmlns:cx3="http://schemas.microsoft.com/office/drawing/2016/5/9/chartex" xmlns:cx4="http://schemas.microsoft.com/office/drawing/2016/5/10/chartex" xmlns:cx5="http://schemas.microsoft.com/office/drawing/2016/5/11/chartex" xmlns:cx6="http://schemas.microsoft.com/office/drawing/2016/5/12/chartex" xmlns:cx7="http://schemas.microsoft.com/office/drawing/2016/5/13/chartex" xmlns:cx8="http://schemas.microsoft.com/office/drawing/2016/5/14/chartex" xmlns:mc="http://schemas.openxmlformats.org/markup-compatibility/2006" xmlns:aink="http://schemas.microsoft.com/office/drawing/2016/ink" xmlns:am3d="http://schemas.microsoft.com/office/drawing/2017/model3d" xmlns:o="urn:schemas-microsoft-com:office:office" xmlns:oel="http://schemas.microsoft.com/office/2019/extlst" xmlns:r="http://schemas.openxmlformats.org/officeDocument/2006/relationships" xmlns:m="http://schemas.openxmlformats.org/officeDocument/2006/math" xmlns:v="urn:schemas-microsoft-com:vml" xmlns:wp14="http://schemas.microsoft.com/office/word/2010/wordprocessingDrawing" xmlns:wp="http://schemas.openxmlformats.org/drawingml/2006/wordprocessingDrawing" xmlns:w10="urn:schemas-microsoft-com:office:word" xmlns:w="http://schemas.openxmlformats.org/wordprocessingml/2006/main" xmlns:w14="http://schemas.microsoft.com/office/word/2010/wordml" xmlns:w15="http://schemas.microsoft.com/office/word/2012/wordml" xmlns:w16cex="http://schemas.microsoft.com/office/word/2018/wordml/cex" xmlns:w16cid="http://schemas.microsoft.com/office/word/2016/wordml/cid" xmlns:w16="http://schemas.microsoft.com/office/word/2018/wordml" xmlns:w16du="http://schemas.microsoft.com/office/word/2023/wordml/word16du" xmlns:w16sdtdh="http://schemas.microsoft.com/office/word/2020/wordml/sdtdatahash" xmlns:w16se="http://schemas.microsoft.com/office/word/2015/wordml/symex" xmlns:wpg="http://schemas.microsoft.com/office/word/2010/wordprocessingGroup" xmlns:wpi="http://schemas.microsoft.com/office/word/2010/wordprocessingInk" xmlns:wne="http://schemas.microsoft.com/office/word/2006/wordml" xmlns:wps="http://schemas.microsoft.com/office/word/2010/wordprocessingShape" mc:Ignorable="w14 w15 w16se w16cid w16 w16cex w16sdtdh w16du wp14">
+<w:hdr xmlns:wpc="http://schemas.microsoft.com/office/word/2010/wordprocessingCanvas" xmlns:cx="http://schemas.microsoft.com/office/drawing/2014/chartex" xmlns:cx1="http://schemas.microsoft.com/office/drawing/2015/9/8/chartex" xmlns:cx2="http://schemas.microsoft.com/office/drawing/2015/10/21/chartex" xmlns:cx3="http://schemas.microsoft.com/office/drawing/2016/5/9/chartex" xmlns:cx4="http://schemas.microsoft.com/office/drawing/2016/5/10/chartex" xmlns:cx5="http://schemas.microsoft.com/office/drawing/2016/5/11/chartex" xmlns:cx6="http://schemas.microsoft.com/office/drawing/2016/5/12/chartex" xmlns:cx7="http://schemas.microsoft.com/office/drawing/2016/5/13/chartex" xmlns:cx8="http://schemas.microsoft.com/office/drawing/2016/5/14/chartex" xmlns:mc="http://schemas.openxmlformats.org/markup-compatibility/2006" xmlns:aink="http://schemas.microsoft.com/office/drawing/2016/ink" xmlns:am3d="http://schemas.microsoft.com/office/drawing/2017/model3d" xmlns:o="urn:schemas-microsoft-com:office:office" xmlns:oel="http://schemas.microsoft.com/office/2019/extlst" xmlns:r="http://schemas.openxmlformats.org/officeDocument/2006/relationships" xmlns:m="http://schemas.openxmlformats.org/officeDocument/2006/math" xmlns:v="urn:schemas-microsoft-com:vml" xmlns:wp14="http://schemas.microsoft.com/office/word/2010/wordprocessingDrawing" xmlns:wp="http://schemas.openxmlformats.org/drawingml/2006/wordprocessingDrawing" xmlns:w10="urn:schemas-microsoft-com:office:word" xmlns:w="http://schemas.openxmlformats.org/wordprocessingml/2006/main" xmlns:w14="http://schemas.microsoft.com/office/word/2010/wordml" xmlns:w15="http://schemas.microsoft.com/office/word/2012/wordml" xmlns:w16cex="http://schemas.microsoft.com/office/word/2018/wordml/cex" xmlns:w16cid="http://schemas.microsoft.com/office/word/2016/wordml/cid" xmlns:w16="http://schemas.microsoft.com/office/word/2018/wordml" xmlns:w16du="http://schemas.microsoft.com/office/word/2023/wordml/word16du" xmlns:w16sdtdh="http://schemas.microsoft.com/office/word/2020/wordml/sdtdatahash" xmlns:w16sdtfl="http://schemas.microsoft.com/office/word/2024/wordml/sdtformatlock" xmlns:w16se="http://schemas.microsoft.com/office/word/2015/wordml/symex" xmlns:wpg="http://schemas.microsoft.com/office/word/2010/wordprocessingGroup" xmlns:wpi="http://schemas.microsoft.com/office/word/2010/wordprocessingInk" xmlns:wne="http://schemas.microsoft.com/office/word/2006/wordml" xmlns:wps="http://schemas.microsoft.com/office/word/2010/wordprocessingShape" mc:Ignorable="w14 w15 w16se w16cid w16 w16cex w16sdtdh w16sdtfl w16du wp14">
   <w:p>
     <w:pPr>
       <w:pStyle w:val="Header"/>
@@ -2057,7 +2173,7 @@
 </file>
 
 <file path=word/styles.xml><?xml version="1.0" encoding="utf-8"?>
-<w:styles xmlns:mc="http://schemas.openxmlformats.org/markup-compatibility/2006" xmlns:r="http://schemas.openxmlformats.org/officeDocument/2006/relationships" xmlns:w="http://schemas.openxmlformats.org/wordprocessingml/2006/main" xmlns:w14="http://schemas.microsoft.com/office/word/2010/wordml" xmlns:w15="http://schemas.microsoft.com/office/word/2012/wordml" xmlns:w16cex="http://schemas.microsoft.com/office/word/2018/wordml/cex" xmlns:w16cid="http://schemas.microsoft.com/office/word/2016/wordml/cid" xmlns:w16="http://schemas.microsoft.com/office/word/2018/wordml" xmlns:w16du="http://schemas.microsoft.com/office/word/2023/wordml/word16du" xmlns:w16sdtdh="http://schemas.microsoft.com/office/word/2020/wordml/sdtdatahash" xmlns:w16se="http://schemas.microsoft.com/office/word/2015/wordml/symex" mc:Ignorable="w14 w15 w16se w16cid w16 w16cex w16sdtdh w16du">
+<w:styles xmlns:mc="http://schemas.openxmlformats.org/markup-compatibility/2006" xmlns:r="http://schemas.openxmlformats.org/officeDocument/2006/relationships" xmlns:w="http://schemas.openxmlformats.org/wordprocessingml/2006/main" xmlns:w14="http://schemas.microsoft.com/office/word/2010/wordml" xmlns:w15="http://schemas.microsoft.com/office/word/2012/wordml" xmlns:w16cex="http://schemas.microsoft.com/office/word/2018/wordml/cex" xmlns:w16cid="http://schemas.microsoft.com/office/word/2016/wordml/cid" xmlns:w16="http://schemas.microsoft.com/office/word/2018/wordml" xmlns:w16du="http://schemas.microsoft.com/office/word/2023/wordml/word16du" xmlns:w16sdtdh="http://schemas.microsoft.com/office/word/2020/wordml/sdtdatahash" xmlns:w16sdtfl="http://schemas.microsoft.com/office/word/2024/wordml/sdtformatlock" xmlns:w16se="http://schemas.microsoft.com/office/word/2015/wordml/symex" mc:Ignorable="w14 w15 w16se w16cid w16 w16cex w16sdtdh w16sdtfl w16du">
   <w:docDefaults>
     <w:rPrDefault>
       <w:rPr>
@@ -2559,7 +2675,7 @@
 </file>
 
 <file path=word/glossary/document.xml><?xml version="1.0" encoding="utf-8"?>
-<w:glossaryDocument xmlns:wpc="http://schemas.microsoft.com/office/word/2010/wordprocessingCanvas" xmlns:cx="http://schemas.microsoft.com/office/drawing/2014/chartex" xmlns:cx1="http://schemas.microsoft.com/office/drawing/2015/9/8/chartex" xmlns:cx2="http://schemas.microsoft.com/office/drawing/2015/10/21/chartex" xmlns:cx3="http://schemas.microsoft.com/office/drawing/2016/5/9/chartex" xmlns:cx4="http://schemas.microsoft.com/office/drawing/2016/5/10/chartex" xmlns:cx5="http://schemas.microsoft.com/office/drawing/2016/5/11/chartex" xmlns:cx6="http://schemas.microsoft.com/office/drawing/2016/5/12/chartex" xmlns:cx7="http://schemas.microsoft.com/office/drawing/2016/5/13/chartex" xmlns:cx8="http://schemas.microsoft.com/office/drawing/2016/5/14/chartex" xmlns:mc="http://schemas.openxmlformats.org/markup-compatibility/2006" xmlns:aink="http://schemas.microsoft.com/office/drawing/2016/ink" xmlns:am3d="http://schemas.microsoft.com/office/drawing/2017/model3d" xmlns:o="urn:schemas-microsoft-com:office:office" xmlns:oel="http://schemas.microsoft.com/office/2019/extlst" xmlns:r="http://schemas.openxmlformats.org/officeDocument/2006/relationships" xmlns:m="http://schemas.openxmlformats.org/officeDocument/2006/math" xmlns:v="urn:schemas-microsoft-com:vml" xmlns:wp14="http://schemas.microsoft.com/office/word/2010/wordprocessingDrawing" xmlns:wp="http://schemas.openxmlformats.org/drawingml/2006/wordprocessingDrawing" xmlns:w10="urn:schemas-microsoft-com:office:word" xmlns:w="http://schemas.openxmlformats.org/wordprocessingml/2006/main" xmlns:w14="http://schemas.microsoft.com/office/word/2010/wordml" xmlns:w15="http://schemas.microsoft.com/office/word/2012/wordml" xmlns:w16cex="http://schemas.microsoft.com/office/word/2018/wordml/cex" xmlns:w16cid="http://schemas.microsoft.com/office/word/2016/wordml/cid" xmlns:w16="http://schemas.microsoft.com/office/word/2018/wordml" xmlns:w16du="http://schemas.microsoft.com/office/word/2023/wordml/word16du" xmlns:w16sdtdh="http://schemas.microsoft.com/office/word/2020/wordml/sdtdatahash" xmlns:w16se="http://schemas.microsoft.com/office/word/2015/wordml/symex" xmlns:wpg="http://schemas.microsoft.com/office/word/2010/wordprocessingGroup" xmlns:wpi="http://schemas.microsoft.com/office/word/2010/wordprocessingInk" xmlns:wne="http://schemas.microsoft.com/office/word/2006/wordml" xmlns:wps="http://schemas.microsoft.com/office/word/2010/wordprocessingShape" mc:Ignorable="w14 w15 w16se w16cid w16 w16cex w16sdtdh w16du wp14">
+<w:glossaryDocument xmlns:wpc="http://schemas.microsoft.com/office/word/2010/wordprocessingCanvas" xmlns:cx="http://schemas.microsoft.com/office/drawing/2014/chartex" xmlns:cx1="http://schemas.microsoft.com/office/drawing/2015/9/8/chartex" xmlns:cx2="http://schemas.microsoft.com/office/drawing/2015/10/21/chartex" xmlns:cx3="http://schemas.microsoft.com/office/drawing/2016/5/9/chartex" xmlns:cx4="http://schemas.microsoft.com/office/drawing/2016/5/10/chartex" xmlns:cx5="http://schemas.microsoft.com/office/drawing/2016/5/11/chartex" xmlns:cx6="http://schemas.microsoft.com/office/drawing/2016/5/12/chartex" xmlns:cx7="http://schemas.microsoft.com/office/drawing/2016/5/13/chartex" xmlns:cx8="http://schemas.microsoft.com/office/drawing/2016/5/14/chartex" xmlns:mc="http://schemas.openxmlformats.org/markup-compatibility/2006" xmlns:aink="http://schemas.microsoft.com/office/drawing/2016/ink" xmlns:am3d="http://schemas.microsoft.com/office/drawing/2017/model3d" xmlns:o="urn:schemas-microsoft-com:office:office" xmlns:oel="http://schemas.microsoft.com/office/2019/extlst" xmlns:r="http://schemas.openxmlformats.org/officeDocument/2006/relationships" xmlns:m="http://schemas.openxmlformats.org/officeDocument/2006/math" xmlns:v="urn:schemas-microsoft-com:vml" xmlns:wp14="http://schemas.microsoft.com/office/word/2010/wordprocessingDrawing" xmlns:wp="http://schemas.openxmlformats.org/drawingml/2006/wordprocessingDrawing" xmlns:w10="urn:schemas-microsoft-com:office:word" xmlns:w="http://schemas.openxmlformats.org/wordprocessingml/2006/main" xmlns:w14="http://schemas.microsoft.com/office/word/2010/wordml" xmlns:w15="http://schemas.microsoft.com/office/word/2012/wordml" xmlns:w16cex="http://schemas.microsoft.com/office/word/2018/wordml/cex" xmlns:w16cid="http://schemas.microsoft.com/office/word/2016/wordml/cid" xmlns:w16="http://schemas.microsoft.com/office/word/2018/wordml" xmlns:w16du="http://schemas.microsoft.com/office/word/2023/wordml/word16du" xmlns:w16sdtdh="http://schemas.microsoft.com/office/word/2020/wordml/sdtdatahash" xmlns:w16sdtfl="http://schemas.microsoft.com/office/word/2024/wordml/sdtformatlock" xmlns:w16se="http://schemas.microsoft.com/office/word/2015/wordml/symex" xmlns:wpg="http://schemas.microsoft.com/office/word/2010/wordprocessingGroup" xmlns:wpi="http://schemas.microsoft.com/office/word/2010/wordprocessingInk" xmlns:wne="http://schemas.microsoft.com/office/word/2006/wordml" xmlns:wps="http://schemas.microsoft.com/office/word/2010/wordprocessingShape" mc:Ignorable="w14 w15 w16se w16cid w16 w16cex w16sdtdh w16sdtfl w16du wp14">
   <w:docParts>
     <w:docPart>
       <w:docPartPr>
@@ -2578,61 +2694,6 @@
       </w:docPartPr>
       <w:docPartBody>
         <w:p>
-          <w:r>
-            <w:rPr>
-              <w:rStyle w:val="PlaceholderText"/>
-            </w:rPr>
-            <w:t>Click or tap here to enter text.</w:t>
-          </w:r>
-        </w:p>
-      </w:docPartBody>
-    </w:docPart>
-    <w:docPart>
-      <w:docPartPr>
-        <w:name w:val="DefaultPlaceholder_-1854013436"/>
-        <w:category>
-          <w:name w:val="General"/>
-          <w:gallery w:val="placeholder"/>
-        </w:category>
-        <w:types>
-          <w:type w:val="bbPlcHdr"/>
-        </w:types>
-        <w:behaviors>
-          <w:behavior w:val="content"/>
-        </w:behaviors>
-        <w:guid w:val="{9F057E51-0D06-4382-872E-C1391ABA77EB}"/>
-      </w:docPartPr>
-      <w:docPartBody>
-        <w:p>
-          <w:r>
-            <w:rPr>
-              <w:rStyle w:val="PlaceholderText"/>
-            </w:rPr>
-            <w:t>Enter any content that you want to repeat, including other content controls. You can also insert this control around table rows in order to repeat parts of a table.</w:t>
-          </w:r>
-        </w:p>
-      </w:docPartBody>
-    </w:docPart>
-    <w:docPart>
-      <w:docPartPr>
-        <w:name w:val="AF0EBC50A6DE4AA79C8AF37DC6344B55"/>
-        <w:category>
-          <w:name w:val="General"/>
-          <w:gallery w:val="placeholder"/>
-        </w:category>
-        <w:types>
-          <w:type w:val="bbPlcHdr"/>
-        </w:types>
-        <w:behaviors>
-          <w:behavior w:val="content"/>
-        </w:behaviors>
-        <w:guid w:val="{BCFC32F2-9D3A-4F8F-B1C5-08A2B2C8E013}"/>
-      </w:docPartPr>
-      <w:docPartBody>
-        <w:p>
-          <w:pPr>
-            <w:pStyle w:val="AF0EBC50A6DE4AA79C8AF37DC6344B55"/>
-          </w:pPr>
           <w:r>
             <w:rPr>
               <w:rStyle w:val="PlaceholderText"/>
@@ -2671,12 +2732,99 @@
         </w:p>
       </w:docPartBody>
     </w:docPart>
+    <w:docPart>
+      <w:docPartPr>
+        <w:name w:val="6808A249F7D241F6BD1C317BE64C845D"/>
+        <w:category>
+          <w:name w:val="General"/>
+          <w:gallery w:val="placeholder"/>
+        </w:category>
+        <w:types>
+          <w:type w:val="bbPlcHdr"/>
+        </w:types>
+        <w:behaviors>
+          <w:behavior w:val="content"/>
+        </w:behaviors>
+        <w:guid w:val="{365AB3A9-ABF9-4515-B522-F85FFD0AB668}"/>
+      </w:docPartPr>
+      <w:docPartBody>
+        <w:p>
+          <w:pPr>
+            <w:pStyle w:val="6808A249F7D241F6BD1C317BE64C845D"/>
+          </w:pPr>
+          <w:r>
+            <w:rPr>
+              <w:rStyle w:val="PlaceholderText"/>
+            </w:rPr>
+            <w:t>Click or tap here to enter text.</w:t>
+          </w:r>
+        </w:p>
+      </w:docPartBody>
+    </w:docPart>
+    <w:docPart>
+      <w:docPartPr>
+        <w:name w:val="EBA0250DEEF7425A9FBD3D0976F1297B"/>
+        <w:category>
+          <w:name w:val="General"/>
+          <w:gallery w:val="placeholder"/>
+        </w:category>
+        <w:types>
+          <w:type w:val="bbPlcHdr"/>
+        </w:types>
+        <w:behaviors>
+          <w:behavior w:val="content"/>
+        </w:behaviors>
+        <w:guid w:val="{1DD0513F-1AFF-49B8-9EEF-61E3F6118CCC}"/>
+      </w:docPartPr>
+      <w:docPartBody>
+        <w:p>
+          <w:pPr>
+            <w:pStyle w:val="EBA0250DEEF7425A9FBD3D0976F1297B"/>
+          </w:pPr>
+          <w:r>
+            <w:rPr>
+              <w:rStyle w:val="PlaceholderText"/>
+            </w:rPr>
+            <w:t>Enter any content that you want to repeat, including other content controls. You can also insert this control around table rows in order to repeat parts of a table.</w:t>
+          </w:r>
+        </w:p>
+      </w:docPartBody>
+    </w:docPart>
+    <w:docPart>
+      <w:docPartPr>
+        <w:name w:val="58086E9DECC245A882BC623F4720A6E4"/>
+        <w:category>
+          <w:name w:val="General"/>
+          <w:gallery w:val="placeholder"/>
+        </w:category>
+        <w:types>
+          <w:type w:val="bbPlcHdr"/>
+        </w:types>
+        <w:behaviors>
+          <w:behavior w:val="content"/>
+        </w:behaviors>
+        <w:guid w:val="{9751C5D2-F69A-4078-9D48-F14AE2402AC5}"/>
+      </w:docPartPr>
+      <w:docPartBody>
+        <w:p>
+          <w:pPr>
+            <w:pStyle w:val="58086E9DECC245A882BC623F4720A6E4"/>
+          </w:pPr>
+          <w:r>
+            <w:rPr>
+              <w:rStyle w:val="PlaceholderText"/>
+            </w:rPr>
+            <w:t>Click or tap here to enter text.</w:t>
+          </w:r>
+        </w:p>
+      </w:docPartBody>
+    </w:docPart>
   </w:docParts>
 </w:glossaryDocument>
 </file>
 
 <file path=word/glossary/fontTable.xml><?xml version="1.0" encoding="utf-8"?>
-<w:fonts xmlns:mc="http://schemas.openxmlformats.org/markup-compatibility/2006" xmlns:r="http://schemas.openxmlformats.org/officeDocument/2006/relationships" xmlns:w="http://schemas.openxmlformats.org/wordprocessingml/2006/main" xmlns:w14="http://schemas.microsoft.com/office/word/2010/wordml" xmlns:w15="http://schemas.microsoft.com/office/word/2012/wordml" xmlns:w16cex="http://schemas.microsoft.com/office/word/2018/wordml/cex" xmlns:w16cid="http://schemas.microsoft.com/office/word/2016/wordml/cid" xmlns:w16="http://schemas.microsoft.com/office/word/2018/wordml" xmlns:w16du="http://schemas.microsoft.com/office/word/2023/wordml/word16du" xmlns:w16sdtdh="http://schemas.microsoft.com/office/word/2020/wordml/sdtdatahash" xmlns:w16se="http://schemas.microsoft.com/office/word/2015/wordml/symex" mc:Ignorable="w14 w15 w16se w16cid w16 w16cex w16sdtdh w16du">
+<w:fonts xmlns:mc="http://schemas.openxmlformats.org/markup-compatibility/2006" xmlns:r="http://schemas.openxmlformats.org/officeDocument/2006/relationships" xmlns:w="http://schemas.openxmlformats.org/wordprocessingml/2006/main" xmlns:w14="http://schemas.microsoft.com/office/word/2010/wordml" xmlns:w15="http://schemas.microsoft.com/office/word/2012/wordml" xmlns:w16cex="http://schemas.microsoft.com/office/word/2018/wordml/cex" xmlns:w16cid="http://schemas.microsoft.com/office/word/2016/wordml/cid" xmlns:w16="http://schemas.microsoft.com/office/word/2018/wordml" xmlns:w16du="http://schemas.microsoft.com/office/word/2023/wordml/word16du" xmlns:w16sdtdh="http://schemas.microsoft.com/office/word/2020/wordml/sdtdatahash" xmlns:w16sdtfl="http://schemas.microsoft.com/office/word/2024/wordml/sdtformatlock" xmlns:w16se="http://schemas.microsoft.com/office/word/2015/wordml/symex" mc:Ignorable="w14 w15 w16se w16cid w16 w16cex w16sdtdh w16sdtfl w16du">
   <w:font w:name="Calibri">
     <w:panose1 w:val="020F0502020204030204"/>
     <w:charset w:val="00"/>
@@ -2728,7 +2876,7 @@
 </file>
 
 <file path=word/glossary/settings.xml><?xml version="1.0" encoding="utf-8"?>
-<w:settings xmlns:mc="http://schemas.openxmlformats.org/markup-compatibility/2006" xmlns:o="urn:schemas-microsoft-com:office:office" xmlns:r="http://schemas.openxmlformats.org/officeDocument/2006/relationships" xmlns:m="http://schemas.openxmlformats.org/officeDocument/2006/math" xmlns:v="urn:schemas-microsoft-com:vml" xmlns:w10="urn:schemas-microsoft-com:office:word" xmlns:w="http://schemas.openxmlformats.org/wordprocessingml/2006/main" xmlns:w14="http://schemas.microsoft.com/office/word/2010/wordml" xmlns:w15="http://schemas.microsoft.com/office/word/2012/wordml" xmlns:w16cex="http://schemas.microsoft.com/office/word/2018/wordml/cex" xmlns:w16cid="http://schemas.microsoft.com/office/word/2016/wordml/cid" xmlns:w16="http://schemas.microsoft.com/office/word/2018/wordml" xmlns:w16du="http://schemas.microsoft.com/office/word/2023/wordml/word16du" xmlns:w16sdtdh="http://schemas.microsoft.com/office/word/2020/wordml/sdtdatahash" xmlns:w16se="http://schemas.microsoft.com/office/word/2015/wordml/symex" xmlns:sl="http://schemas.openxmlformats.org/schemaLibrary/2006/main" mc:Ignorable="w14 w15 w16se w16cid w16 w16cex w16sdtdh w16du">
+<w:settings xmlns:mc="http://schemas.openxmlformats.org/markup-compatibility/2006" xmlns:o="urn:schemas-microsoft-com:office:office" xmlns:r="http://schemas.openxmlformats.org/officeDocument/2006/relationships" xmlns:m="http://schemas.openxmlformats.org/officeDocument/2006/math" xmlns:v="urn:schemas-microsoft-com:vml" xmlns:w10="urn:schemas-microsoft-com:office:word" xmlns:w="http://schemas.openxmlformats.org/wordprocessingml/2006/main" xmlns:w14="http://schemas.microsoft.com/office/word/2010/wordml" xmlns:w15="http://schemas.microsoft.com/office/word/2012/wordml" xmlns:w16cex="http://schemas.microsoft.com/office/word/2018/wordml/cex" xmlns:w16cid="http://schemas.microsoft.com/office/word/2016/wordml/cid" xmlns:w16="http://schemas.microsoft.com/office/word/2018/wordml" xmlns:w16du="http://schemas.microsoft.com/office/word/2023/wordml/word16du" xmlns:w16sdtdh="http://schemas.microsoft.com/office/word/2020/wordml/sdtdatahash" xmlns:w16sdtfl="http://schemas.microsoft.com/office/word/2024/wordml/sdtformatlock" xmlns:w16se="http://schemas.microsoft.com/office/word/2015/wordml/symex" xmlns:sl="http://schemas.openxmlformats.org/schemaLibrary/2006/main" mc:Ignorable="w14 w15 w16se w16cid w16 w16cex w16sdtdh w16sdtfl w16du">
   <w:view w:val="normal"/>
   <w:defaultTabStop w:val="720"/>
   <w:hyphenationZone w:val="425"/>
@@ -2750,6 +2898,7 @@
     <w:rsid w:val="00173443"/>
     <w:rsid w:val="001A2FFC"/>
     <w:rsid w:val="001E1239"/>
+    <w:rsid w:val="00275D7A"/>
     <w:rsid w:val="002D285E"/>
     <w:rsid w:val="002E7013"/>
     <w:rsid w:val="002E7961"/>
@@ -2763,22 +2912,31 @@
     <w:rsid w:val="005E29AA"/>
     <w:rsid w:val="00631B02"/>
     <w:rsid w:val="006B517E"/>
+    <w:rsid w:val="0077406D"/>
     <w:rsid w:val="00833E01"/>
     <w:rsid w:val="00862E57"/>
     <w:rsid w:val="00A05051"/>
     <w:rsid w:val="00A36DAD"/>
     <w:rsid w:val="00A66AB6"/>
+    <w:rsid w:val="00A66B7C"/>
+    <w:rsid w:val="00B02A11"/>
+    <w:rsid w:val="00B15ECA"/>
+    <w:rsid w:val="00B247D7"/>
     <w:rsid w:val="00B740DB"/>
     <w:rsid w:val="00B97AED"/>
+    <w:rsid w:val="00BB1817"/>
     <w:rsid w:val="00BB79F8"/>
     <w:rsid w:val="00BC661D"/>
     <w:rsid w:val="00BE5C51"/>
+    <w:rsid w:val="00C0082F"/>
+    <w:rsid w:val="00C235EC"/>
     <w:rsid w:val="00CB4692"/>
     <w:rsid w:val="00CC1C87"/>
     <w:rsid w:val="00D335B9"/>
     <w:rsid w:val="00DC649A"/>
     <w:rsid w:val="00F41C30"/>
     <w:rsid w:val="00F75D4F"/>
+    <w:rsid w:val="00F85013"/>
     <w:rsid w:val="00F92FCB"/>
   </w:rsids>
   <m:mathPr>
@@ -2803,7 +2961,7 @@
 </file>
 
 <file path=word/glossary/styles.xml><?xml version="1.0" encoding="utf-8"?>
-<w:styles xmlns:mc="http://schemas.openxmlformats.org/markup-compatibility/2006" xmlns:r="http://schemas.openxmlformats.org/officeDocument/2006/relationships" xmlns:w="http://schemas.openxmlformats.org/wordprocessingml/2006/main" xmlns:w14="http://schemas.microsoft.com/office/word/2010/wordml" xmlns:w15="http://schemas.microsoft.com/office/word/2012/wordml" xmlns:w16cex="http://schemas.microsoft.com/office/word/2018/wordml/cex" xmlns:w16cid="http://schemas.microsoft.com/office/word/2016/wordml/cid" xmlns:w16="http://schemas.microsoft.com/office/word/2018/wordml" xmlns:w16du="http://schemas.microsoft.com/office/word/2023/wordml/word16du" xmlns:w16sdtdh="http://schemas.microsoft.com/office/word/2020/wordml/sdtdatahash" xmlns:w16se="http://schemas.microsoft.com/office/word/2015/wordml/symex" mc:Ignorable="w14 w15 w16se w16cid w16 w16cex w16sdtdh w16du">
+<w:styles xmlns:mc="http://schemas.openxmlformats.org/markup-compatibility/2006" xmlns:r="http://schemas.openxmlformats.org/officeDocument/2006/relationships" xmlns:w="http://schemas.openxmlformats.org/wordprocessingml/2006/main" xmlns:w14="http://schemas.microsoft.com/office/word/2010/wordml" xmlns:w15="http://schemas.microsoft.com/office/word/2012/wordml" xmlns:w16cex="http://schemas.microsoft.com/office/word/2018/wordml/cex" xmlns:w16cid="http://schemas.microsoft.com/office/word/2016/wordml/cid" xmlns:w16="http://schemas.microsoft.com/office/word/2018/wordml" xmlns:w16du="http://schemas.microsoft.com/office/word/2023/wordml/word16du" xmlns:w16sdtdh="http://schemas.microsoft.com/office/word/2020/wordml/sdtdatahash" xmlns:w16sdtfl="http://schemas.microsoft.com/office/word/2024/wordml/sdtformatlock" xmlns:w16se="http://schemas.microsoft.com/office/word/2015/wordml/symex" mc:Ignorable="w14 w15 w16se w16cid w16 w16cex w16sdtdh w16sdtfl w16du">
   <w:docDefaults>
     <w:rPrDefault>
       <w:rPr>
@@ -3233,24 +3391,59 @@
     <w:basedOn w:val="DefaultParagraphFont"/>
     <w:uiPriority w:val="99"/>
     <w:semiHidden/>
-    <w:rsid w:val="001A2FFC"/>
+    <w:rsid w:val="00B02A11"/>
     <w:rPr>
       <w:color w:val="808080"/>
     </w:rPr>
-  </w:style>
-  <w:style w:type="paragraph" w:customStyle="1" w:styleId="AF0EBC50A6DE4AA79C8AF37DC6344B55">
-    <w:name w:val="AF0EBC50A6DE4AA79C8AF37DC6344B55"/>
-    <w:rsid w:val="002E7013"/>
   </w:style>
   <w:style w:type="paragraph" w:customStyle="1" w:styleId="EA11AA8C4D7243A2A498A89CDE048562">
     <w:name w:val="EA11AA8C4D7243A2A498A89CDE048562"/>
     <w:rsid w:val="001A2FFC"/>
   </w:style>
+  <w:style w:type="paragraph" w:customStyle="1" w:styleId="6808A249F7D241F6BD1C317BE64C845D">
+    <w:name w:val="6808A249F7D241F6BD1C317BE64C845D"/>
+    <w:rsid w:val="00B02A11"/>
+    <w:pPr>
+      <w:spacing w:line="278" w:lineRule="auto"/>
+    </w:pPr>
+    <w:rPr>
+      <w:kern w:val="2"/>
+      <w:sz w:val="24"/>
+      <w:szCs w:val="24"/>
+      <w14:ligatures w14:val="standardContextual"/>
+    </w:rPr>
+  </w:style>
+  <w:style w:type="paragraph" w:customStyle="1" w:styleId="EBA0250DEEF7425A9FBD3D0976F1297B">
+    <w:name w:val="EBA0250DEEF7425A9FBD3D0976F1297B"/>
+    <w:rsid w:val="00B02A11"/>
+    <w:pPr>
+      <w:spacing w:line="278" w:lineRule="auto"/>
+    </w:pPr>
+    <w:rPr>
+      <w:kern w:val="2"/>
+      <w:sz w:val="24"/>
+      <w:szCs w:val="24"/>
+      <w14:ligatures w14:val="standardContextual"/>
+    </w:rPr>
+  </w:style>
+  <w:style w:type="paragraph" w:customStyle="1" w:styleId="58086E9DECC245A882BC623F4720A6E4">
+    <w:name w:val="58086E9DECC245A882BC623F4720A6E4"/>
+    <w:rsid w:val="00B02A11"/>
+    <w:pPr>
+      <w:spacing w:line="278" w:lineRule="auto"/>
+    </w:pPr>
+    <w:rPr>
+      <w:kern w:val="2"/>
+      <w:sz w:val="24"/>
+      <w:szCs w:val="24"/>
+      <w14:ligatures w14:val="standardContextual"/>
+    </w:rPr>
+  </w:style>
 </w:styles>
 </file>
 
 <file path=word/glossary/webSettings.xml><?xml version="1.0" encoding="utf-8"?>
-<w:webSettings xmlns:mc="http://schemas.openxmlformats.org/markup-compatibility/2006" xmlns:r="http://schemas.openxmlformats.org/officeDocument/2006/relationships" xmlns:w="http://schemas.openxmlformats.org/wordprocessingml/2006/main" xmlns:w14="http://schemas.microsoft.com/office/word/2010/wordml" xmlns:w15="http://schemas.microsoft.com/office/word/2012/wordml" xmlns:w16cex="http://schemas.microsoft.com/office/word/2018/wordml/cex" xmlns:w16cid="http://schemas.microsoft.com/office/word/2016/wordml/cid" xmlns:w16="http://schemas.microsoft.com/office/word/2018/wordml" xmlns:w16du="http://schemas.microsoft.com/office/word/2023/wordml/word16du" xmlns:w16sdtdh="http://schemas.microsoft.com/office/word/2020/wordml/sdtdatahash" xmlns:w16se="http://schemas.microsoft.com/office/word/2015/wordml/symex" mc:Ignorable="w14 w15 w16se w16cid w16 w16cex w16sdtdh w16du">
+<w:webSettings xmlns:mc="http://schemas.openxmlformats.org/markup-compatibility/2006" xmlns:r="http://schemas.openxmlformats.org/officeDocument/2006/relationships" xmlns:w="http://schemas.openxmlformats.org/wordprocessingml/2006/main" xmlns:w14="http://schemas.microsoft.com/office/word/2010/wordml" xmlns:w15="http://schemas.microsoft.com/office/word/2012/wordml" xmlns:w16cex="http://schemas.microsoft.com/office/word/2018/wordml/cex" xmlns:w16cid="http://schemas.microsoft.com/office/word/2016/wordml/cid" xmlns:w16="http://schemas.microsoft.com/office/word/2018/wordml" xmlns:w16du="http://schemas.microsoft.com/office/word/2023/wordml/word16du" xmlns:w16sdtdh="http://schemas.microsoft.com/office/word/2020/wordml/sdtdatahash" xmlns:w16sdtfl="http://schemas.microsoft.com/office/word/2024/wordml/sdtformatlock" xmlns:w16se="http://schemas.microsoft.com/office/word/2015/wordml/symex" mc:Ignorable="w14 w15 w16se w16cid w16 w16cex w16sdtdh w16sdtfl w16du">
   <w:optimizeForBrowser/>
   <w:allowPNG/>
 </w:webSettings>
@@ -3627,7 +3820,7 @@
  
          < C o m p a n y N a m e > C o m p a n y N a m e < / C o m p a n y N a m e >   
-         < C o m p a n y P i c t u r e > C o m p a n y P i c t u r e < / C o m p a n y P i c t u r e > +         < C o m p a n y P i c t u r e   / >   
          < C u r r R e p o r t P a g e N o C a p t i o n > C u r r R e p o r t P a g e N o C a p t i o n < / C u r r R e p o r t P a g e N o C a p t i o n >   
@@ -3659,6 +3852,10 @@
  
              < J o b T a s k T y p e C a p t i o n > J o b T a s k T y p e C a p t i o n < / J o b T a s k T y p e C a p t i o n >   
+             < L i n e D i s c o u n t A m o u n t C a p t i o n > L i n e D i s c o u n t A m o u n t C a p t i o n < / L i n e D i s c o u n t A m o u n t C a p t i o n > + 
+             < L i n e D i s c o u n t P c t C a p t i o n > L i n e D i s c o u n t P c t C a p t i o n < / L i n e D i s c o u n t P c t C a p t i o n > + 
              < N e w T a s k G r o u p > N e w T a s k G r o u p < / N e w T a s k G r o u p >   
              < N o C a p t i o n > N o C a p t i o n < / N o C a p t i o n > @@ -3684,6 +3881,10 @@
                  < J o b P l a n n i n g L i n e _ L i n e T y p e > J o b P l a n n i n g L i n e _ L i n e T y p e < / J o b P l a n n i n g L i n e _ L i n e T y p e >   
                  < J o b P l a n n i n g L i n e _ T y p e > J o b P l a n n i n g L i n e _ T y p e < / J o b P l a n n i n g L i n e _ T y p e > + 
+                 < L i n e D i s c o u n t A m o u n t > L i n e D i s c o u n t A m o u n t < / L i n e D i s c o u n t A m o u n t > + 
+                 < L i n e D i s c o u n t P c t > L i n e D i s c o u n t P c t < / L i n e D i s c o u n t P c t >   
                  < N u m b e r > N u m b e r < / N u m b e r >   
